--- a/output/tables/READ/table1_MS4A1.docx
+++ b/output/tables/READ/table1_MS4A1.docx
@@ -18870,3366 +18870,6 @@
       </w:tr>
       <w:tr>
         <w:trPr>
-          <w:trHeight w:val="560" w:hRule="auto"/>
-        </w:trPr>
-        <w:tc>
-          <w:tcPr>
-            <w:tcBorders>
-              <w:bottom w:val="none" w:sz="0" w:space="0" w:color="000000"/>
-              <w:top w:val="none" w:sz="0" w:space="0" w:color="000000"/>
-              <w:left w:val="none" w:sz="0" w:space="0" w:color="000000"/>
-              <w:right w:val="none" w:sz="0" w:space="0" w:color="000000"/>
-            </w:tcBorders>
-            <w:shd w:val="clear" w:color="auto" w:fill="FFFFFF"/>
-            <w:tcMar>
-              <w:top w:w="0" w:type="dxa"/>
-              <w:bottom w:w="0" w:type="dxa"/>
-              <w:left w:w="0" w:type="dxa"/>
-              <w:right w:w="0" w:type="dxa"/>
-            </w:tcMar>
-            <w:vAlign w:val="top"/>
-          </w:tcPr>
-          <w:p>
-            <w:pPr>
-              <w:pStyle w:val="Normal"/>
-              <w:jc w:val="left"/>
-              <w:pBdr>
-                <w:bottom w:val="none" w:sz="0" w:space="0" w:color="000000"/>
-                <w:top w:val="none" w:sz="0" w:space="0" w:color="000000"/>
-                <w:left w:val="none" w:sz="0" w:space="0" w:color="000000"/>
-                <w:right w:val="none" w:sz="0" w:space="0" w:color="000000"/>
-              </w:pBdr>
-              <w:spacing w:after="100" w:before="100" w:line="240"/>
-              <w:ind w:left="300" w:right="100" w:firstLine="0" w:firstLineChars="0"/>
-              <w:rPr>
-                <w:rFonts w:ascii="Times New Roman" w:hAnsi="Times New Roman" w:eastAsia="Times New Roman" w:cs="Times New Roman"/>
-                <w:i w:val="false"/>
-                <w:b w:val="false"/>
-                <w:u w:val="none"/>
-                <w:strike w:val="false"/>
-                <w:sz w:val="18"/>
-                <w:szCs w:val="18"/>
-                <w:color w:val="000000"/>
-              </w:rPr>
-            </w:pPr>
-            <w:r>
-              <w:rPr>
-                <w:rFonts w:ascii="Times New Roman" w:hAnsi="Times New Roman" w:eastAsia="Times New Roman" w:cs="Times New Roman"/>
-                <w:i w:val="false"/>
-                <w:b w:val="false"/>
-                <w:u w:val="none"/>
-                <w:strike w:val="false"/>
-                <w:sz w:val="18"/>
-                <w:szCs w:val="18"/>
-                <w:color w:val="000000"/>
-              </w:rPr>
-              <w:t xml:space="preserve">Missing</w:t>
-            </w:r>
-          </w:p>
-        </w:tc>
-        <w:tc>
-          <w:tcPr>
-            <w:tcBorders>
-              <w:bottom w:val="none" w:sz="0" w:space="0" w:color="000000"/>
-              <w:top w:val="none" w:sz="0" w:space="0" w:color="000000"/>
-              <w:left w:val="none" w:sz="0" w:space="0" w:color="000000"/>
-              <w:right w:val="none" w:sz="0" w:space="0" w:color="000000"/>
-            </w:tcBorders>
-            <w:shd w:val="clear" w:color="auto" w:fill="FFFFFF"/>
-            <w:tcMar>
-              <w:top w:w="0" w:type="dxa"/>
-              <w:bottom w:w="0" w:type="dxa"/>
-              <w:left w:w="0" w:type="dxa"/>
-              <w:right w:w="0" w:type="dxa"/>
-            </w:tcMar>
-            <w:vAlign w:val="top"/>
-          </w:tcPr>
-          <w:p>
-            <w:pPr>
-              <w:pStyle w:val="Normal"/>
-              <w:jc w:val="center"/>
-              <w:pBdr>
-                <w:bottom w:val="none" w:sz="0" w:space="0" w:color="000000"/>
-                <w:top w:val="none" w:sz="0" w:space="0" w:color="000000"/>
-                <w:left w:val="none" w:sz="0" w:space="0" w:color="000000"/>
-                <w:right w:val="none" w:sz="0" w:space="0" w:color="000000"/>
-              </w:pBdr>
-              <w:spacing w:after="100" w:before="100" w:line="240"/>
-              <w:ind w:left="100" w:right="100" w:firstLine="0" w:firstLineChars="0"/>
-              <w:rPr>
-                <w:rFonts w:ascii="Times New Roman" w:hAnsi="Times New Roman" w:eastAsia="Times New Roman" w:cs="Times New Roman"/>
-                <w:i w:val="false"/>
-                <w:b w:val="false"/>
-                <w:u w:val="none"/>
-                <w:strike w:val="false"/>
-                <w:sz w:val="18"/>
-                <w:szCs w:val="18"/>
-                <w:color w:val="000000"/>
-              </w:rPr>
-            </w:pPr>
-            <w:r>
-              <w:rPr>
-                <w:rFonts w:ascii="Times New Roman" w:hAnsi="Times New Roman" w:eastAsia="Times New Roman" w:cs="Times New Roman"/>
-                <w:i w:val="false"/>
-                <w:b w:val="false"/>
-                <w:u w:val="none"/>
-                <w:strike w:val="false"/>
-                <w:sz w:val="18"/>
-                <w:szCs w:val="18"/>
-                <w:color w:val="000000"/>
-              </w:rPr>
-              <w:t xml:space="preserve">19</w:t>
-            </w:r>
-          </w:p>
-        </w:tc>
-        <w:tc>
-          <w:tcPr>
-            <w:tcBorders>
-              <w:bottom w:val="none" w:sz="0" w:space="0" w:color="000000"/>
-              <w:top w:val="none" w:sz="0" w:space="0" w:color="000000"/>
-              <w:left w:val="none" w:sz="0" w:space="0" w:color="000000"/>
-              <w:right w:val="none" w:sz="0" w:space="0" w:color="000000"/>
-            </w:tcBorders>
-            <w:shd w:val="clear" w:color="auto" w:fill="FFFFFF"/>
-            <w:tcMar>
-              <w:top w:w="0" w:type="dxa"/>
-              <w:bottom w:w="0" w:type="dxa"/>
-              <w:left w:w="0" w:type="dxa"/>
-              <w:right w:w="0" w:type="dxa"/>
-            </w:tcMar>
-            <w:vAlign w:val="top"/>
-          </w:tcPr>
-          <w:p>
-            <w:pPr>
-              <w:pStyle w:val="Normal"/>
-              <w:jc w:val="center"/>
-              <w:pBdr>
-                <w:bottom w:val="none" w:sz="0" w:space="0" w:color="000000"/>
-                <w:top w:val="none" w:sz="0" w:space="0" w:color="000000"/>
-                <w:left w:val="none" w:sz="0" w:space="0" w:color="000000"/>
-                <w:right w:val="none" w:sz="0" w:space="0" w:color="000000"/>
-              </w:pBdr>
-              <w:spacing w:after="100" w:before="100" w:line="240"/>
-              <w:ind w:left="100" w:right="100" w:firstLine="0" w:firstLineChars="0"/>
-              <w:rPr>
-                <w:rFonts w:ascii="Times New Roman" w:hAnsi="Times New Roman" w:eastAsia="Times New Roman" w:cs="Times New Roman"/>
-                <w:i w:val="false"/>
-                <w:b w:val="false"/>
-                <w:u w:val="none"/>
-                <w:strike w:val="false"/>
-                <w:sz w:val="18"/>
-                <w:szCs w:val="18"/>
-                <w:color w:val="000000"/>
-              </w:rPr>
-            </w:pPr>
-            <w:r>
-              <w:rPr>
-                <w:rFonts w:ascii="Times New Roman" w:hAnsi="Times New Roman" w:eastAsia="Times New Roman" w:cs="Times New Roman"/>
-                <w:i w:val="false"/>
-                <w:b w:val="false"/>
-                <w:u w:val="none"/>
-                <w:strike w:val="false"/>
-                <w:sz w:val="18"/>
-                <w:szCs w:val="18"/>
-                <w:color w:val="000000"/>
-              </w:rPr>
-              <w:t xml:space="preserve">12</w:t>
-            </w:r>
-          </w:p>
-        </w:tc>
-        <w:tc>
-          <w:tcPr>
-            <w:tcBorders>
-              <w:bottom w:val="none" w:sz="0" w:space="0" w:color="000000"/>
-              <w:top w:val="none" w:sz="0" w:space="0" w:color="000000"/>
-              <w:left w:val="none" w:sz="0" w:space="0" w:color="000000"/>
-              <w:right w:val="none" w:sz="0" w:space="0" w:color="000000"/>
-            </w:tcBorders>
-            <w:shd w:val="clear" w:color="auto" w:fill="FFFFFF"/>
-            <w:tcMar>
-              <w:top w:w="0" w:type="dxa"/>
-              <w:bottom w:w="0" w:type="dxa"/>
-              <w:left w:w="0" w:type="dxa"/>
-              <w:right w:w="0" w:type="dxa"/>
-            </w:tcMar>
-            <w:vAlign w:val="top"/>
-          </w:tcPr>
-          <w:p>
-            <w:pPr>
-              <w:pStyle w:val="Normal"/>
-              <w:jc w:val="center"/>
-              <w:pBdr>
-                <w:bottom w:val="none" w:sz="0" w:space="0" w:color="000000"/>
-                <w:top w:val="none" w:sz="0" w:space="0" w:color="000000"/>
-                <w:left w:val="none" w:sz="0" w:space="0" w:color="000000"/>
-                <w:right w:val="none" w:sz="0" w:space="0" w:color="000000"/>
-              </w:pBdr>
-              <w:spacing w:after="100" w:before="100" w:line="240"/>
-              <w:ind w:left="100" w:right="100" w:firstLine="0" w:firstLineChars="0"/>
-              <w:rPr>
-                <w:rFonts w:ascii="Times New Roman" w:hAnsi="Times New Roman" w:eastAsia="Times New Roman" w:cs="Times New Roman"/>
-                <w:i w:val="false"/>
-                <w:b w:val="false"/>
-                <w:u w:val="none"/>
-                <w:strike w:val="false"/>
-                <w:sz w:val="18"/>
-                <w:szCs w:val="18"/>
-                <w:color w:val="000000"/>
-              </w:rPr>
-            </w:pPr>
-            <w:r>
-              <w:rPr>
-                <w:rFonts w:ascii="Times New Roman" w:hAnsi="Times New Roman" w:eastAsia="Times New Roman" w:cs="Times New Roman"/>
-                <w:i w:val="false"/>
-                <w:b w:val="false"/>
-                <w:u w:val="none"/>
-                <w:strike w:val="false"/>
-                <w:sz w:val="18"/>
-                <w:szCs w:val="18"/>
-                <w:color w:val="000000"/>
-              </w:rPr>
-              <w:t xml:space="preserve">7</w:t>
-            </w:r>
-          </w:p>
-        </w:tc>
-        <w:tc>
-          <w:tcPr>
-            <w:tcBorders>
-              <w:bottom w:val="none" w:sz="0" w:space="0" w:color="000000"/>
-              <w:top w:val="none" w:sz="0" w:space="0" w:color="000000"/>
-              <w:left w:val="none" w:sz="0" w:space="0" w:color="000000"/>
-              <w:right w:val="none" w:sz="0" w:space="0" w:color="000000"/>
-            </w:tcBorders>
-            <w:shd w:val="clear" w:color="auto" w:fill="FFFFFF"/>
-            <w:tcMar>
-              <w:top w:w="0" w:type="dxa"/>
-              <w:bottom w:w="0" w:type="dxa"/>
-              <w:left w:w="0" w:type="dxa"/>
-              <w:right w:w="0" w:type="dxa"/>
-            </w:tcMar>
-            <w:vAlign w:val="top"/>
-          </w:tcPr>
-          <w:p>
-            <w:pPr>
-              <w:pStyle w:val="Normal"/>
-              <w:jc w:val="center"/>
-              <w:pBdr>
-                <w:bottom w:val="none" w:sz="0" w:space="0" w:color="000000"/>
-                <w:top w:val="none" w:sz="0" w:space="0" w:color="000000"/>
-                <w:left w:val="none" w:sz="0" w:space="0" w:color="000000"/>
-                <w:right w:val="none" w:sz="0" w:space="0" w:color="000000"/>
-              </w:pBdr>
-              <w:spacing w:after="100" w:before="100" w:line="240"/>
-              <w:ind w:left="100" w:right="100" w:firstLine="0" w:firstLineChars="0"/>
-              <w:rPr>
-                <w:rFonts w:ascii="Times New Roman" w:hAnsi="Times New Roman" w:eastAsia="Times New Roman" w:cs="Times New Roman"/>
-                <w:i w:val="false"/>
-                <w:b w:val="false"/>
-                <w:u w:val="none"/>
-                <w:strike w:val="false"/>
-                <w:sz w:val="18"/>
-                <w:szCs w:val="18"/>
-                <w:color w:val="000000"/>
-              </w:rPr>
-            </w:pPr>
-            <w:r>
-              <w:rPr>
-                <w:rFonts w:ascii="Times New Roman" w:hAnsi="Times New Roman" w:eastAsia="Times New Roman" w:cs="Times New Roman"/>
-                <w:i w:val="false"/>
-                <w:b w:val="false"/>
-                <w:u w:val="none"/>
-                <w:strike w:val="false"/>
-                <w:sz w:val="18"/>
-                <w:szCs w:val="18"/>
-                <w:color w:val="000000"/>
-              </w:rPr>
-              <w:t xml:space="preserve"/>
-            </w:r>
-          </w:p>
-        </w:tc>
-      </w:tr>
-      <w:tr>
-        <w:trPr>
-          <w:trHeight w:val="560" w:hRule="auto"/>
-        </w:trPr>
-        <w:tc>
-          <w:tcPr>
-            <w:tcBorders>
-              <w:bottom w:val="none" w:sz="0" w:space="0" w:color="000000"/>
-              <w:top w:val="none" w:sz="0" w:space="0" w:color="000000"/>
-              <w:left w:val="none" w:sz="0" w:space="0" w:color="000000"/>
-              <w:right w:val="none" w:sz="0" w:space="0" w:color="000000"/>
-            </w:tcBorders>
-            <w:shd w:val="clear" w:color="auto" w:fill="FFFFFF"/>
-            <w:tcMar>
-              <w:top w:w="0" w:type="dxa"/>
-              <w:bottom w:w="0" w:type="dxa"/>
-              <w:left w:w="0" w:type="dxa"/>
-              <w:right w:w="0" w:type="dxa"/>
-            </w:tcMar>
-            <w:vAlign w:val="top"/>
-          </w:tcPr>
-          <w:p>
-            <w:pPr>
-              <w:pStyle w:val="Normal"/>
-              <w:jc w:val="left"/>
-              <w:pBdr>
-                <w:bottom w:val="none" w:sz="0" w:space="0" w:color="000000"/>
-                <w:top w:val="none" w:sz="0" w:space="0" w:color="000000"/>
-                <w:left w:val="none" w:sz="0" w:space="0" w:color="000000"/>
-                <w:right w:val="none" w:sz="0" w:space="0" w:color="000000"/>
-              </w:pBdr>
-              <w:spacing w:after="100" w:before="100" w:line="240"/>
-              <w:ind w:left="100" w:right="100" w:firstLine="0" w:firstLineChars="0"/>
-              <w:rPr>
-                <w:rFonts w:ascii="Times New Roman" w:hAnsi="Times New Roman" w:eastAsia="Times New Roman" w:cs="Times New Roman"/>
-                <w:i w:val="false"/>
-                <w:b w:val="true"/>
-                <w:u w:val="none"/>
-                <w:strike w:val="false"/>
-                <w:sz w:val="18"/>
-                <w:szCs w:val="18"/>
-                <w:color w:val="000000"/>
-              </w:rPr>
-            </w:pPr>
-            <w:r>
-              <w:rPr>
-                <w:rFonts w:ascii="Times New Roman" w:hAnsi="Times New Roman" w:eastAsia="Times New Roman" w:cs="Times New Roman"/>
-                <w:i w:val="false"/>
-                <w:b w:val="true"/>
-                <w:u w:val="none"/>
-                <w:strike w:val="false"/>
-                <w:sz w:val="18"/>
-                <w:szCs w:val="18"/>
-                <w:color w:val="000000"/>
-              </w:rPr>
-              <w:t xml:space="preserve">KRAS testing performed</w:t>
-            </w:r>
-          </w:p>
-        </w:tc>
-        <w:tc>
-          <w:tcPr>
-            <w:tcBorders>
-              <w:bottom w:val="none" w:sz="0" w:space="0" w:color="000000"/>
-              <w:top w:val="none" w:sz="0" w:space="0" w:color="000000"/>
-              <w:left w:val="none" w:sz="0" w:space="0" w:color="000000"/>
-              <w:right w:val="none" w:sz="0" w:space="0" w:color="000000"/>
-            </w:tcBorders>
-            <w:shd w:val="clear" w:color="auto" w:fill="FFFFFF"/>
-            <w:tcMar>
-              <w:top w:w="0" w:type="dxa"/>
-              <w:bottom w:w="0" w:type="dxa"/>
-              <w:left w:w="0" w:type="dxa"/>
-              <w:right w:w="0" w:type="dxa"/>
-            </w:tcMar>
-            <w:vAlign w:val="top"/>
-          </w:tcPr>
-          <w:p>
-            <w:pPr>
-              <w:pStyle w:val="Normal"/>
-              <w:jc w:val="center"/>
-              <w:pBdr>
-                <w:bottom w:val="none" w:sz="0" w:space="0" w:color="000000"/>
-                <w:top w:val="none" w:sz="0" w:space="0" w:color="000000"/>
-                <w:left w:val="none" w:sz="0" w:space="0" w:color="000000"/>
-                <w:right w:val="none" w:sz="0" w:space="0" w:color="000000"/>
-              </w:pBdr>
-              <w:spacing w:after="100" w:before="100" w:line="240"/>
-              <w:ind w:left="100" w:right="100" w:firstLine="0" w:firstLineChars="0"/>
-              <w:rPr>
-                <w:rFonts w:ascii="Times New Roman" w:hAnsi="Times New Roman" w:eastAsia="Times New Roman" w:cs="Times New Roman"/>
-                <w:i w:val="false"/>
-                <w:b w:val="false"/>
-                <w:u w:val="none"/>
-                <w:strike w:val="false"/>
-                <w:sz w:val="18"/>
-                <w:szCs w:val="18"/>
-                <w:color w:val="000000"/>
-              </w:rPr>
-            </w:pPr>
-            <w:r>
-              <w:rPr>
-                <w:rFonts w:ascii="Times New Roman" w:hAnsi="Times New Roman" w:eastAsia="Times New Roman" w:cs="Times New Roman"/>
-                <w:i w:val="false"/>
-                <w:b w:val="false"/>
-                <w:u w:val="none"/>
-                <w:strike w:val="false"/>
-                <w:sz w:val="18"/>
-                <w:szCs w:val="18"/>
-                <w:color w:val="000000"/>
-              </w:rPr>
-              <w:t xml:space="preserve"/>
-            </w:r>
-          </w:p>
-        </w:tc>
-        <w:tc>
-          <w:tcPr>
-            <w:tcBorders>
-              <w:bottom w:val="none" w:sz="0" w:space="0" w:color="000000"/>
-              <w:top w:val="none" w:sz="0" w:space="0" w:color="000000"/>
-              <w:left w:val="none" w:sz="0" w:space="0" w:color="000000"/>
-              <w:right w:val="none" w:sz="0" w:space="0" w:color="000000"/>
-            </w:tcBorders>
-            <w:shd w:val="clear" w:color="auto" w:fill="FFFFFF"/>
-            <w:tcMar>
-              <w:top w:w="0" w:type="dxa"/>
-              <w:bottom w:w="0" w:type="dxa"/>
-              <w:left w:w="0" w:type="dxa"/>
-              <w:right w:w="0" w:type="dxa"/>
-            </w:tcMar>
-            <w:vAlign w:val="top"/>
-          </w:tcPr>
-          <w:p>
-            <w:pPr>
-              <w:pStyle w:val="Normal"/>
-              <w:jc w:val="center"/>
-              <w:pBdr>
-                <w:bottom w:val="none" w:sz="0" w:space="0" w:color="000000"/>
-                <w:top w:val="none" w:sz="0" w:space="0" w:color="000000"/>
-                <w:left w:val="none" w:sz="0" w:space="0" w:color="000000"/>
-                <w:right w:val="none" w:sz="0" w:space="0" w:color="000000"/>
-              </w:pBdr>
-              <w:spacing w:after="100" w:before="100" w:line="240"/>
-              <w:ind w:left="100" w:right="100" w:firstLine="0" w:firstLineChars="0"/>
-              <w:rPr>
-                <w:rFonts w:ascii="Times New Roman" w:hAnsi="Times New Roman" w:eastAsia="Times New Roman" w:cs="Times New Roman"/>
-                <w:i w:val="false"/>
-                <w:b w:val="false"/>
-                <w:u w:val="none"/>
-                <w:strike w:val="false"/>
-                <w:sz w:val="18"/>
-                <w:szCs w:val="18"/>
-                <w:color w:val="000000"/>
-              </w:rPr>
-            </w:pPr>
-            <w:r>
-              <w:rPr>
-                <w:rFonts w:ascii="Times New Roman" w:hAnsi="Times New Roman" w:eastAsia="Times New Roman" w:cs="Times New Roman"/>
-                <w:i w:val="false"/>
-                <w:b w:val="false"/>
-                <w:u w:val="none"/>
-                <w:strike w:val="false"/>
-                <w:sz w:val="18"/>
-                <w:szCs w:val="18"/>
-                <w:color w:val="000000"/>
-              </w:rPr>
-              <w:t xml:space="preserve"/>
-            </w:r>
-          </w:p>
-        </w:tc>
-        <w:tc>
-          <w:tcPr>
-            <w:tcBorders>
-              <w:bottom w:val="none" w:sz="0" w:space="0" w:color="000000"/>
-              <w:top w:val="none" w:sz="0" w:space="0" w:color="000000"/>
-              <w:left w:val="none" w:sz="0" w:space="0" w:color="000000"/>
-              <w:right w:val="none" w:sz="0" w:space="0" w:color="000000"/>
-            </w:tcBorders>
-            <w:shd w:val="clear" w:color="auto" w:fill="FFFFFF"/>
-            <w:tcMar>
-              <w:top w:w="0" w:type="dxa"/>
-              <w:bottom w:w="0" w:type="dxa"/>
-              <w:left w:w="0" w:type="dxa"/>
-              <w:right w:w="0" w:type="dxa"/>
-            </w:tcMar>
-            <w:vAlign w:val="top"/>
-          </w:tcPr>
-          <w:p>
-            <w:pPr>
-              <w:pStyle w:val="Normal"/>
-              <w:jc w:val="center"/>
-              <w:pBdr>
-                <w:bottom w:val="none" w:sz="0" w:space="0" w:color="000000"/>
-                <w:top w:val="none" w:sz="0" w:space="0" w:color="000000"/>
-                <w:left w:val="none" w:sz="0" w:space="0" w:color="000000"/>
-                <w:right w:val="none" w:sz="0" w:space="0" w:color="000000"/>
-              </w:pBdr>
-              <w:spacing w:after="100" w:before="100" w:line="240"/>
-              <w:ind w:left="100" w:right="100" w:firstLine="0" w:firstLineChars="0"/>
-              <w:rPr>
-                <w:rFonts w:ascii="Times New Roman" w:hAnsi="Times New Roman" w:eastAsia="Times New Roman" w:cs="Times New Roman"/>
-                <w:i w:val="false"/>
-                <w:b w:val="false"/>
-                <w:u w:val="none"/>
-                <w:strike w:val="false"/>
-                <w:sz w:val="18"/>
-                <w:szCs w:val="18"/>
-                <w:color w:val="000000"/>
-              </w:rPr>
-            </w:pPr>
-            <w:r>
-              <w:rPr>
-                <w:rFonts w:ascii="Times New Roman" w:hAnsi="Times New Roman" w:eastAsia="Times New Roman" w:cs="Times New Roman"/>
-                <w:i w:val="false"/>
-                <w:b w:val="false"/>
-                <w:u w:val="none"/>
-                <w:strike w:val="false"/>
-                <w:sz w:val="18"/>
-                <w:szCs w:val="18"/>
-                <w:color w:val="000000"/>
-              </w:rPr>
-              <w:t xml:space="preserve"/>
-            </w:r>
-          </w:p>
-        </w:tc>
-        <w:tc>
-          <w:tcPr>
-            <w:tcBorders>
-              <w:bottom w:val="none" w:sz="0" w:space="0" w:color="000000"/>
-              <w:top w:val="none" w:sz="0" w:space="0" w:color="000000"/>
-              <w:left w:val="none" w:sz="0" w:space="0" w:color="000000"/>
-              <w:right w:val="none" w:sz="0" w:space="0" w:color="000000"/>
-            </w:tcBorders>
-            <w:shd w:val="clear" w:color="auto" w:fill="FFFFFF"/>
-            <w:tcMar>
-              <w:top w:w="0" w:type="dxa"/>
-              <w:bottom w:w="0" w:type="dxa"/>
-              <w:left w:w="0" w:type="dxa"/>
-              <w:right w:w="0" w:type="dxa"/>
-            </w:tcMar>
-            <w:vAlign w:val="top"/>
-          </w:tcPr>
-          <w:p>
-            <w:pPr>
-              <w:pStyle w:val="Normal"/>
-              <w:jc w:val="center"/>
-              <w:pBdr>
-                <w:bottom w:val="none" w:sz="0" w:space="0" w:color="000000"/>
-                <w:top w:val="none" w:sz="0" w:space="0" w:color="000000"/>
-                <w:left w:val="none" w:sz="0" w:space="0" w:color="000000"/>
-                <w:right w:val="none" w:sz="0" w:space="0" w:color="000000"/>
-              </w:pBdr>
-              <w:spacing w:after="100" w:before="100" w:line="240"/>
-              <w:ind w:left="100" w:right="100" w:firstLine="0" w:firstLineChars="0"/>
-              <w:rPr>
-                <w:rFonts w:ascii="Times New Roman" w:hAnsi="Times New Roman" w:eastAsia="Times New Roman" w:cs="Times New Roman"/>
-                <w:i w:val="false"/>
-                <w:b w:val="false"/>
-                <w:u w:val="none"/>
-                <w:strike w:val="false"/>
-                <w:sz w:val="18"/>
-                <w:szCs w:val="18"/>
-                <w:color w:val="000000"/>
-              </w:rPr>
-            </w:pPr>
-            <w:r>
-              <w:rPr>
-                <w:rFonts w:ascii="Times New Roman" w:hAnsi="Times New Roman" w:eastAsia="Times New Roman" w:cs="Times New Roman"/>
-                <w:i w:val="false"/>
-                <w:b w:val="false"/>
-                <w:u w:val="none"/>
-                <w:strike w:val="false"/>
-                <w:sz w:val="18"/>
-                <w:szCs w:val="18"/>
-                <w:color w:val="000000"/>
-              </w:rPr>
-              <w:t xml:space="preserve">0.248</w:t>
-            </w:r>
-          </w:p>
-        </w:tc>
-      </w:tr>
-      <w:tr>
-        <w:trPr>
-          <w:trHeight w:val="560" w:hRule="auto"/>
-        </w:trPr>
-        <w:tc>
-          <w:tcPr>
-            <w:tcBorders>
-              <w:bottom w:val="none" w:sz="0" w:space="0" w:color="000000"/>
-              <w:top w:val="none" w:sz="0" w:space="0" w:color="000000"/>
-              <w:left w:val="none" w:sz="0" w:space="0" w:color="000000"/>
-              <w:right w:val="none" w:sz="0" w:space="0" w:color="000000"/>
-            </w:tcBorders>
-            <w:shd w:val="clear" w:color="auto" w:fill="FFFFFF"/>
-            <w:tcMar>
-              <w:top w:w="0" w:type="dxa"/>
-              <w:bottom w:w="0" w:type="dxa"/>
-              <w:left w:w="0" w:type="dxa"/>
-              <w:right w:w="0" w:type="dxa"/>
-            </w:tcMar>
-            <w:vAlign w:val="top"/>
-          </w:tcPr>
-          <w:p>
-            <w:pPr>
-              <w:pStyle w:val="Normal"/>
-              <w:jc w:val="left"/>
-              <w:pBdr>
-                <w:bottom w:val="none" w:sz="0" w:space="0" w:color="000000"/>
-                <w:top w:val="none" w:sz="0" w:space="0" w:color="000000"/>
-                <w:left w:val="none" w:sz="0" w:space="0" w:color="000000"/>
-                <w:right w:val="none" w:sz="0" w:space="0" w:color="000000"/>
-              </w:pBdr>
-              <w:spacing w:after="100" w:before="100" w:line="240"/>
-              <w:ind w:left="300" w:right="100" w:firstLine="0" w:firstLineChars="0"/>
-              <w:rPr>
-                <w:rFonts w:ascii="Times New Roman" w:hAnsi="Times New Roman" w:eastAsia="Times New Roman" w:cs="Times New Roman"/>
-                <w:i w:val="false"/>
-                <w:b w:val="false"/>
-                <w:u w:val="none"/>
-                <w:strike w:val="false"/>
-                <w:sz w:val="18"/>
-                <w:szCs w:val="18"/>
-                <w:color w:val="000000"/>
-              </w:rPr>
-            </w:pPr>
-            <w:r>
-              <w:rPr>
-                <w:rFonts w:ascii="Times New Roman" w:hAnsi="Times New Roman" w:eastAsia="Times New Roman" w:cs="Times New Roman"/>
-                <w:i w:val="false"/>
-                <w:b w:val="false"/>
-                <w:u w:val="none"/>
-                <w:strike w:val="false"/>
-                <w:sz w:val="18"/>
-                <w:szCs w:val="18"/>
-                <w:color w:val="000000"/>
-              </w:rPr>
-              <w:t xml:space="preserve">No</w:t>
-            </w:r>
-          </w:p>
-        </w:tc>
-        <w:tc>
-          <w:tcPr>
-            <w:tcBorders>
-              <w:bottom w:val="none" w:sz="0" w:space="0" w:color="000000"/>
-              <w:top w:val="none" w:sz="0" w:space="0" w:color="000000"/>
-              <w:left w:val="none" w:sz="0" w:space="0" w:color="000000"/>
-              <w:right w:val="none" w:sz="0" w:space="0" w:color="000000"/>
-            </w:tcBorders>
-            <w:shd w:val="clear" w:color="auto" w:fill="FFFFFF"/>
-            <w:tcMar>
-              <w:top w:w="0" w:type="dxa"/>
-              <w:bottom w:w="0" w:type="dxa"/>
-              <w:left w:w="0" w:type="dxa"/>
-              <w:right w:w="0" w:type="dxa"/>
-            </w:tcMar>
-            <w:vAlign w:val="top"/>
-          </w:tcPr>
-          <w:p>
-            <w:pPr>
-              <w:pStyle w:val="Normal"/>
-              <w:jc w:val="center"/>
-              <w:pBdr>
-                <w:bottom w:val="none" w:sz="0" w:space="0" w:color="000000"/>
-                <w:top w:val="none" w:sz="0" w:space="0" w:color="000000"/>
-                <w:left w:val="none" w:sz="0" w:space="0" w:color="000000"/>
-                <w:right w:val="none" w:sz="0" w:space="0" w:color="000000"/>
-              </w:pBdr>
-              <w:spacing w:after="100" w:before="100" w:line="240"/>
-              <w:ind w:left="100" w:right="100" w:firstLine="0" w:firstLineChars="0"/>
-              <w:rPr>
-                <w:rFonts w:ascii="Times New Roman" w:hAnsi="Times New Roman" w:eastAsia="Times New Roman" w:cs="Times New Roman"/>
-                <w:i w:val="false"/>
-                <w:b w:val="false"/>
-                <w:u w:val="none"/>
-                <w:strike w:val="false"/>
-                <w:sz w:val="18"/>
-                <w:szCs w:val="18"/>
-                <w:color w:val="000000"/>
-              </w:rPr>
-            </w:pPr>
-            <w:r>
-              <w:rPr>
-                <w:rFonts w:ascii="Times New Roman" w:hAnsi="Times New Roman" w:eastAsia="Times New Roman" w:cs="Times New Roman"/>
-                <w:i w:val="false"/>
-                <w:b w:val="false"/>
-                <w:u w:val="none"/>
-                <w:strike w:val="false"/>
-                <w:sz w:val="18"/>
-                <w:szCs w:val="18"/>
-                <w:color w:val="000000"/>
-              </w:rPr>
-              <w:t xml:space="preserve">125 (89.9%)</w:t>
-            </w:r>
-          </w:p>
-        </w:tc>
-        <w:tc>
-          <w:tcPr>
-            <w:tcBorders>
-              <w:bottom w:val="none" w:sz="0" w:space="0" w:color="000000"/>
-              <w:top w:val="none" w:sz="0" w:space="0" w:color="000000"/>
-              <w:left w:val="none" w:sz="0" w:space="0" w:color="000000"/>
-              <w:right w:val="none" w:sz="0" w:space="0" w:color="000000"/>
-            </w:tcBorders>
-            <w:shd w:val="clear" w:color="auto" w:fill="FFFFFF"/>
-            <w:tcMar>
-              <w:top w:w="0" w:type="dxa"/>
-              <w:bottom w:w="0" w:type="dxa"/>
-              <w:left w:w="0" w:type="dxa"/>
-              <w:right w:w="0" w:type="dxa"/>
-            </w:tcMar>
-            <w:vAlign w:val="top"/>
-          </w:tcPr>
-          <w:p>
-            <w:pPr>
-              <w:pStyle w:val="Normal"/>
-              <w:jc w:val="center"/>
-              <w:pBdr>
-                <w:bottom w:val="none" w:sz="0" w:space="0" w:color="000000"/>
-                <w:top w:val="none" w:sz="0" w:space="0" w:color="000000"/>
-                <w:left w:val="none" w:sz="0" w:space="0" w:color="000000"/>
-                <w:right w:val="none" w:sz="0" w:space="0" w:color="000000"/>
-              </w:pBdr>
-              <w:spacing w:after="100" w:before="100" w:line="240"/>
-              <w:ind w:left="100" w:right="100" w:firstLine="0" w:firstLineChars="0"/>
-              <w:rPr>
-                <w:rFonts w:ascii="Times New Roman" w:hAnsi="Times New Roman" w:eastAsia="Times New Roman" w:cs="Times New Roman"/>
-                <w:i w:val="false"/>
-                <w:b w:val="false"/>
-                <w:u w:val="none"/>
-                <w:strike w:val="false"/>
-                <w:sz w:val="18"/>
-                <w:szCs w:val="18"/>
-                <w:color w:val="000000"/>
-              </w:rPr>
-            </w:pPr>
-            <w:r>
-              <w:rPr>
-                <w:rFonts w:ascii="Times New Roman" w:hAnsi="Times New Roman" w:eastAsia="Times New Roman" w:cs="Times New Roman"/>
-                <w:i w:val="false"/>
-                <w:b w:val="false"/>
-                <w:u w:val="none"/>
-                <w:strike w:val="false"/>
-                <w:sz w:val="18"/>
-                <w:szCs w:val="18"/>
-                <w:color w:val="000000"/>
-              </w:rPr>
-              <w:t xml:space="preserve">60 (87.0%)</w:t>
-            </w:r>
-          </w:p>
-        </w:tc>
-        <w:tc>
-          <w:tcPr>
-            <w:tcBorders>
-              <w:bottom w:val="none" w:sz="0" w:space="0" w:color="000000"/>
-              <w:top w:val="none" w:sz="0" w:space="0" w:color="000000"/>
-              <w:left w:val="none" w:sz="0" w:space="0" w:color="000000"/>
-              <w:right w:val="none" w:sz="0" w:space="0" w:color="000000"/>
-            </w:tcBorders>
-            <w:shd w:val="clear" w:color="auto" w:fill="FFFFFF"/>
-            <w:tcMar>
-              <w:top w:w="0" w:type="dxa"/>
-              <w:bottom w:w="0" w:type="dxa"/>
-              <w:left w:w="0" w:type="dxa"/>
-              <w:right w:w="0" w:type="dxa"/>
-            </w:tcMar>
-            <w:vAlign w:val="top"/>
-          </w:tcPr>
-          <w:p>
-            <w:pPr>
-              <w:pStyle w:val="Normal"/>
-              <w:jc w:val="center"/>
-              <w:pBdr>
-                <w:bottom w:val="none" w:sz="0" w:space="0" w:color="000000"/>
-                <w:top w:val="none" w:sz="0" w:space="0" w:color="000000"/>
-                <w:left w:val="none" w:sz="0" w:space="0" w:color="000000"/>
-                <w:right w:val="none" w:sz="0" w:space="0" w:color="000000"/>
-              </w:pBdr>
-              <w:spacing w:after="100" w:before="100" w:line="240"/>
-              <w:ind w:left="100" w:right="100" w:firstLine="0" w:firstLineChars="0"/>
-              <w:rPr>
-                <w:rFonts w:ascii="Times New Roman" w:hAnsi="Times New Roman" w:eastAsia="Times New Roman" w:cs="Times New Roman"/>
-                <w:i w:val="false"/>
-                <w:b w:val="false"/>
-                <w:u w:val="none"/>
-                <w:strike w:val="false"/>
-                <w:sz w:val="18"/>
-                <w:szCs w:val="18"/>
-                <w:color w:val="000000"/>
-              </w:rPr>
-            </w:pPr>
-            <w:r>
-              <w:rPr>
-                <w:rFonts w:ascii="Times New Roman" w:hAnsi="Times New Roman" w:eastAsia="Times New Roman" w:cs="Times New Roman"/>
-                <w:i w:val="false"/>
-                <w:b w:val="false"/>
-                <w:u w:val="none"/>
-                <w:strike w:val="false"/>
-                <w:sz w:val="18"/>
-                <w:szCs w:val="18"/>
-                <w:color w:val="000000"/>
-              </w:rPr>
-              <w:t xml:space="preserve">65 (92.9%)</w:t>
-            </w:r>
-          </w:p>
-        </w:tc>
-        <w:tc>
-          <w:tcPr>
-            <w:tcBorders>
-              <w:bottom w:val="none" w:sz="0" w:space="0" w:color="000000"/>
-              <w:top w:val="none" w:sz="0" w:space="0" w:color="000000"/>
-              <w:left w:val="none" w:sz="0" w:space="0" w:color="000000"/>
-              <w:right w:val="none" w:sz="0" w:space="0" w:color="000000"/>
-            </w:tcBorders>
-            <w:shd w:val="clear" w:color="auto" w:fill="FFFFFF"/>
-            <w:tcMar>
-              <w:top w:w="0" w:type="dxa"/>
-              <w:bottom w:w="0" w:type="dxa"/>
-              <w:left w:w="0" w:type="dxa"/>
-              <w:right w:w="0" w:type="dxa"/>
-            </w:tcMar>
-            <w:vAlign w:val="top"/>
-          </w:tcPr>
-          <w:p>
-            <w:pPr>
-              <w:pStyle w:val="Normal"/>
-              <w:jc w:val="center"/>
-              <w:pBdr>
-                <w:bottom w:val="none" w:sz="0" w:space="0" w:color="000000"/>
-                <w:top w:val="none" w:sz="0" w:space="0" w:color="000000"/>
-                <w:left w:val="none" w:sz="0" w:space="0" w:color="000000"/>
-                <w:right w:val="none" w:sz="0" w:space="0" w:color="000000"/>
-              </w:pBdr>
-              <w:spacing w:after="100" w:before="100" w:line="240"/>
-              <w:ind w:left="100" w:right="100" w:firstLine="0" w:firstLineChars="0"/>
-              <w:rPr>
-                <w:rFonts w:ascii="Times New Roman" w:hAnsi="Times New Roman" w:eastAsia="Times New Roman" w:cs="Times New Roman"/>
-                <w:i w:val="false"/>
-                <w:b w:val="false"/>
-                <w:u w:val="none"/>
-                <w:strike w:val="false"/>
-                <w:sz w:val="18"/>
-                <w:szCs w:val="18"/>
-                <w:color w:val="000000"/>
-              </w:rPr>
-            </w:pPr>
-            <w:r>
-              <w:rPr>
-                <w:rFonts w:ascii="Times New Roman" w:hAnsi="Times New Roman" w:eastAsia="Times New Roman" w:cs="Times New Roman"/>
-                <w:i w:val="false"/>
-                <w:b w:val="false"/>
-                <w:u w:val="none"/>
-                <w:strike w:val="false"/>
-                <w:sz w:val="18"/>
-                <w:szCs w:val="18"/>
-                <w:color w:val="000000"/>
-              </w:rPr>
-              <w:t xml:space="preserve"/>
-            </w:r>
-          </w:p>
-        </w:tc>
-      </w:tr>
-      <w:tr>
-        <w:trPr>
-          <w:trHeight w:val="560" w:hRule="auto"/>
-        </w:trPr>
-        <w:tc>
-          <w:tcPr>
-            <w:tcBorders>
-              <w:bottom w:val="none" w:sz="0" w:space="0" w:color="000000"/>
-              <w:top w:val="none" w:sz="0" w:space="0" w:color="000000"/>
-              <w:left w:val="none" w:sz="0" w:space="0" w:color="000000"/>
-              <w:right w:val="none" w:sz="0" w:space="0" w:color="000000"/>
-            </w:tcBorders>
-            <w:shd w:val="clear" w:color="auto" w:fill="FFFFFF"/>
-            <w:tcMar>
-              <w:top w:w="0" w:type="dxa"/>
-              <w:bottom w:w="0" w:type="dxa"/>
-              <w:left w:w="0" w:type="dxa"/>
-              <w:right w:w="0" w:type="dxa"/>
-            </w:tcMar>
-            <w:vAlign w:val="top"/>
-          </w:tcPr>
-          <w:p>
-            <w:pPr>
-              <w:pStyle w:val="Normal"/>
-              <w:jc w:val="left"/>
-              <w:pBdr>
-                <w:bottom w:val="none" w:sz="0" w:space="0" w:color="000000"/>
-                <w:top w:val="none" w:sz="0" w:space="0" w:color="000000"/>
-                <w:left w:val="none" w:sz="0" w:space="0" w:color="000000"/>
-                <w:right w:val="none" w:sz="0" w:space="0" w:color="000000"/>
-              </w:pBdr>
-              <w:spacing w:after="100" w:before="100" w:line="240"/>
-              <w:ind w:left="300" w:right="100" w:firstLine="0" w:firstLineChars="0"/>
-              <w:rPr>
-                <w:rFonts w:ascii="Times New Roman" w:hAnsi="Times New Roman" w:eastAsia="Times New Roman" w:cs="Times New Roman"/>
-                <w:i w:val="false"/>
-                <w:b w:val="false"/>
-                <w:u w:val="none"/>
-                <w:strike w:val="false"/>
-                <w:sz w:val="18"/>
-                <w:szCs w:val="18"/>
-                <w:color w:val="000000"/>
-              </w:rPr>
-            </w:pPr>
-            <w:r>
-              <w:rPr>
-                <w:rFonts w:ascii="Times New Roman" w:hAnsi="Times New Roman" w:eastAsia="Times New Roman" w:cs="Times New Roman"/>
-                <w:i w:val="false"/>
-                <w:b w:val="false"/>
-                <w:u w:val="none"/>
-                <w:strike w:val="false"/>
-                <w:sz w:val="18"/>
-                <w:szCs w:val="18"/>
-                <w:color w:val="000000"/>
-              </w:rPr>
-              <w:t xml:space="preserve">Yes</w:t>
-            </w:r>
-          </w:p>
-        </w:tc>
-        <w:tc>
-          <w:tcPr>
-            <w:tcBorders>
-              <w:bottom w:val="none" w:sz="0" w:space="0" w:color="000000"/>
-              <w:top w:val="none" w:sz="0" w:space="0" w:color="000000"/>
-              <w:left w:val="none" w:sz="0" w:space="0" w:color="000000"/>
-              <w:right w:val="none" w:sz="0" w:space="0" w:color="000000"/>
-            </w:tcBorders>
-            <w:shd w:val="clear" w:color="auto" w:fill="FFFFFF"/>
-            <w:tcMar>
-              <w:top w:w="0" w:type="dxa"/>
-              <w:bottom w:w="0" w:type="dxa"/>
-              <w:left w:w="0" w:type="dxa"/>
-              <w:right w:w="0" w:type="dxa"/>
-            </w:tcMar>
-            <w:vAlign w:val="top"/>
-          </w:tcPr>
-          <w:p>
-            <w:pPr>
-              <w:pStyle w:val="Normal"/>
-              <w:jc w:val="center"/>
-              <w:pBdr>
-                <w:bottom w:val="none" w:sz="0" w:space="0" w:color="000000"/>
-                <w:top w:val="none" w:sz="0" w:space="0" w:color="000000"/>
-                <w:left w:val="none" w:sz="0" w:space="0" w:color="000000"/>
-                <w:right w:val="none" w:sz="0" w:space="0" w:color="000000"/>
-              </w:pBdr>
-              <w:spacing w:after="100" w:before="100" w:line="240"/>
-              <w:ind w:left="100" w:right="100" w:firstLine="0" w:firstLineChars="0"/>
-              <w:rPr>
-                <w:rFonts w:ascii="Times New Roman" w:hAnsi="Times New Roman" w:eastAsia="Times New Roman" w:cs="Times New Roman"/>
-                <w:i w:val="false"/>
-                <w:b w:val="false"/>
-                <w:u w:val="none"/>
-                <w:strike w:val="false"/>
-                <w:sz w:val="18"/>
-                <w:szCs w:val="18"/>
-                <w:color w:val="000000"/>
-              </w:rPr>
-            </w:pPr>
-            <w:r>
-              <w:rPr>
-                <w:rFonts w:ascii="Times New Roman" w:hAnsi="Times New Roman" w:eastAsia="Times New Roman" w:cs="Times New Roman"/>
-                <w:i w:val="false"/>
-                <w:b w:val="false"/>
-                <w:u w:val="none"/>
-                <w:strike w:val="false"/>
-                <w:sz w:val="18"/>
-                <w:szCs w:val="18"/>
-                <w:color w:val="000000"/>
-              </w:rPr>
-              <w:t xml:space="preserve">14 (10.1%)</w:t>
-            </w:r>
-          </w:p>
-        </w:tc>
-        <w:tc>
-          <w:tcPr>
-            <w:tcBorders>
-              <w:bottom w:val="none" w:sz="0" w:space="0" w:color="000000"/>
-              <w:top w:val="none" w:sz="0" w:space="0" w:color="000000"/>
-              <w:left w:val="none" w:sz="0" w:space="0" w:color="000000"/>
-              <w:right w:val="none" w:sz="0" w:space="0" w:color="000000"/>
-            </w:tcBorders>
-            <w:shd w:val="clear" w:color="auto" w:fill="FFFFFF"/>
-            <w:tcMar>
-              <w:top w:w="0" w:type="dxa"/>
-              <w:bottom w:w="0" w:type="dxa"/>
-              <w:left w:w="0" w:type="dxa"/>
-              <w:right w:w="0" w:type="dxa"/>
-            </w:tcMar>
-            <w:vAlign w:val="top"/>
-          </w:tcPr>
-          <w:p>
-            <w:pPr>
-              <w:pStyle w:val="Normal"/>
-              <w:jc w:val="center"/>
-              <w:pBdr>
-                <w:bottom w:val="none" w:sz="0" w:space="0" w:color="000000"/>
-                <w:top w:val="none" w:sz="0" w:space="0" w:color="000000"/>
-                <w:left w:val="none" w:sz="0" w:space="0" w:color="000000"/>
-                <w:right w:val="none" w:sz="0" w:space="0" w:color="000000"/>
-              </w:pBdr>
-              <w:spacing w:after="100" w:before="100" w:line="240"/>
-              <w:ind w:left="100" w:right="100" w:firstLine="0" w:firstLineChars="0"/>
-              <w:rPr>
-                <w:rFonts w:ascii="Times New Roman" w:hAnsi="Times New Roman" w:eastAsia="Times New Roman" w:cs="Times New Roman"/>
-                <w:i w:val="false"/>
-                <w:b w:val="false"/>
-                <w:u w:val="none"/>
-                <w:strike w:val="false"/>
-                <w:sz w:val="18"/>
-                <w:szCs w:val="18"/>
-                <w:color w:val="000000"/>
-              </w:rPr>
-            </w:pPr>
-            <w:r>
-              <w:rPr>
-                <w:rFonts w:ascii="Times New Roman" w:hAnsi="Times New Roman" w:eastAsia="Times New Roman" w:cs="Times New Roman"/>
-                <w:i w:val="false"/>
-                <w:b w:val="false"/>
-                <w:u w:val="none"/>
-                <w:strike w:val="false"/>
-                <w:sz w:val="18"/>
-                <w:szCs w:val="18"/>
-                <w:color w:val="000000"/>
-              </w:rPr>
-              <w:t xml:space="preserve">9 (13.0%)</w:t>
-            </w:r>
-          </w:p>
-        </w:tc>
-        <w:tc>
-          <w:tcPr>
-            <w:tcBorders>
-              <w:bottom w:val="none" w:sz="0" w:space="0" w:color="000000"/>
-              <w:top w:val="none" w:sz="0" w:space="0" w:color="000000"/>
-              <w:left w:val="none" w:sz="0" w:space="0" w:color="000000"/>
-              <w:right w:val="none" w:sz="0" w:space="0" w:color="000000"/>
-            </w:tcBorders>
-            <w:shd w:val="clear" w:color="auto" w:fill="FFFFFF"/>
-            <w:tcMar>
-              <w:top w:w="0" w:type="dxa"/>
-              <w:bottom w:w="0" w:type="dxa"/>
-              <w:left w:w="0" w:type="dxa"/>
-              <w:right w:w="0" w:type="dxa"/>
-            </w:tcMar>
-            <w:vAlign w:val="top"/>
-          </w:tcPr>
-          <w:p>
-            <w:pPr>
-              <w:pStyle w:val="Normal"/>
-              <w:jc w:val="center"/>
-              <w:pBdr>
-                <w:bottom w:val="none" w:sz="0" w:space="0" w:color="000000"/>
-                <w:top w:val="none" w:sz="0" w:space="0" w:color="000000"/>
-                <w:left w:val="none" w:sz="0" w:space="0" w:color="000000"/>
-                <w:right w:val="none" w:sz="0" w:space="0" w:color="000000"/>
-              </w:pBdr>
-              <w:spacing w:after="100" w:before="100" w:line="240"/>
-              <w:ind w:left="100" w:right="100" w:firstLine="0" w:firstLineChars="0"/>
-              <w:rPr>
-                <w:rFonts w:ascii="Times New Roman" w:hAnsi="Times New Roman" w:eastAsia="Times New Roman" w:cs="Times New Roman"/>
-                <w:i w:val="false"/>
-                <w:b w:val="false"/>
-                <w:u w:val="none"/>
-                <w:strike w:val="false"/>
-                <w:sz w:val="18"/>
-                <w:szCs w:val="18"/>
-                <w:color w:val="000000"/>
-              </w:rPr>
-            </w:pPr>
-            <w:r>
-              <w:rPr>
-                <w:rFonts w:ascii="Times New Roman" w:hAnsi="Times New Roman" w:eastAsia="Times New Roman" w:cs="Times New Roman"/>
-                <w:i w:val="false"/>
-                <w:b w:val="false"/>
-                <w:u w:val="none"/>
-                <w:strike w:val="false"/>
-                <w:sz w:val="18"/>
-                <w:szCs w:val="18"/>
-                <w:color w:val="000000"/>
-              </w:rPr>
-              <w:t xml:space="preserve">5 (7.1%)</w:t>
-            </w:r>
-          </w:p>
-        </w:tc>
-        <w:tc>
-          <w:tcPr>
-            <w:tcBorders>
-              <w:bottom w:val="none" w:sz="0" w:space="0" w:color="000000"/>
-              <w:top w:val="none" w:sz="0" w:space="0" w:color="000000"/>
-              <w:left w:val="none" w:sz="0" w:space="0" w:color="000000"/>
-              <w:right w:val="none" w:sz="0" w:space="0" w:color="000000"/>
-            </w:tcBorders>
-            <w:shd w:val="clear" w:color="auto" w:fill="FFFFFF"/>
-            <w:tcMar>
-              <w:top w:w="0" w:type="dxa"/>
-              <w:bottom w:w="0" w:type="dxa"/>
-              <w:left w:w="0" w:type="dxa"/>
-              <w:right w:w="0" w:type="dxa"/>
-            </w:tcMar>
-            <w:vAlign w:val="top"/>
-          </w:tcPr>
-          <w:p>
-            <w:pPr>
-              <w:pStyle w:val="Normal"/>
-              <w:jc w:val="center"/>
-              <w:pBdr>
-                <w:bottom w:val="none" w:sz="0" w:space="0" w:color="000000"/>
-                <w:top w:val="none" w:sz="0" w:space="0" w:color="000000"/>
-                <w:left w:val="none" w:sz="0" w:space="0" w:color="000000"/>
-                <w:right w:val="none" w:sz="0" w:space="0" w:color="000000"/>
-              </w:pBdr>
-              <w:spacing w:after="100" w:before="100" w:line="240"/>
-              <w:ind w:left="100" w:right="100" w:firstLine="0" w:firstLineChars="0"/>
-              <w:rPr>
-                <w:rFonts w:ascii="Times New Roman" w:hAnsi="Times New Roman" w:eastAsia="Times New Roman" w:cs="Times New Roman"/>
-                <w:i w:val="false"/>
-                <w:b w:val="false"/>
-                <w:u w:val="none"/>
-                <w:strike w:val="false"/>
-                <w:sz w:val="18"/>
-                <w:szCs w:val="18"/>
-                <w:color w:val="000000"/>
-              </w:rPr>
-            </w:pPr>
-            <w:r>
-              <w:rPr>
-                <w:rFonts w:ascii="Times New Roman" w:hAnsi="Times New Roman" w:eastAsia="Times New Roman" w:cs="Times New Roman"/>
-                <w:i w:val="false"/>
-                <w:b w:val="false"/>
-                <w:u w:val="none"/>
-                <w:strike w:val="false"/>
-                <w:sz w:val="18"/>
-                <w:szCs w:val="18"/>
-                <w:color w:val="000000"/>
-              </w:rPr>
-              <w:t xml:space="preserve"/>
-            </w:r>
-          </w:p>
-        </w:tc>
-      </w:tr>
-      <w:tr>
-        <w:trPr>
-          <w:trHeight w:val="560" w:hRule="auto"/>
-        </w:trPr>
-        <w:tc>
-          <w:tcPr>
-            <w:tcBorders>
-              <w:bottom w:val="none" w:sz="0" w:space="0" w:color="000000"/>
-              <w:top w:val="none" w:sz="0" w:space="0" w:color="000000"/>
-              <w:left w:val="none" w:sz="0" w:space="0" w:color="000000"/>
-              <w:right w:val="none" w:sz="0" w:space="0" w:color="000000"/>
-            </w:tcBorders>
-            <w:shd w:val="clear" w:color="auto" w:fill="FFFFFF"/>
-            <w:tcMar>
-              <w:top w:w="0" w:type="dxa"/>
-              <w:bottom w:w="0" w:type="dxa"/>
-              <w:left w:w="0" w:type="dxa"/>
-              <w:right w:w="0" w:type="dxa"/>
-            </w:tcMar>
-            <w:vAlign w:val="top"/>
-          </w:tcPr>
-          <w:p>
-            <w:pPr>
-              <w:pStyle w:val="Normal"/>
-              <w:jc w:val="left"/>
-              <w:pBdr>
-                <w:bottom w:val="none" w:sz="0" w:space="0" w:color="000000"/>
-                <w:top w:val="none" w:sz="0" w:space="0" w:color="000000"/>
-                <w:left w:val="none" w:sz="0" w:space="0" w:color="000000"/>
-                <w:right w:val="none" w:sz="0" w:space="0" w:color="000000"/>
-              </w:pBdr>
-              <w:spacing w:after="100" w:before="100" w:line="240"/>
-              <w:ind w:left="300" w:right="100" w:firstLine="0" w:firstLineChars="0"/>
-              <w:rPr>
-                <w:rFonts w:ascii="Times New Roman" w:hAnsi="Times New Roman" w:eastAsia="Times New Roman" w:cs="Times New Roman"/>
-                <w:i w:val="false"/>
-                <w:b w:val="false"/>
-                <w:u w:val="none"/>
-                <w:strike w:val="false"/>
-                <w:sz w:val="18"/>
-                <w:szCs w:val="18"/>
-                <w:color w:val="000000"/>
-              </w:rPr>
-            </w:pPr>
-            <w:r>
-              <w:rPr>
-                <w:rFonts w:ascii="Times New Roman" w:hAnsi="Times New Roman" w:eastAsia="Times New Roman" w:cs="Times New Roman"/>
-                <w:i w:val="false"/>
-                <w:b w:val="false"/>
-                <w:u w:val="none"/>
-                <w:strike w:val="false"/>
-                <w:sz w:val="18"/>
-                <w:szCs w:val="18"/>
-                <w:color w:val="000000"/>
-              </w:rPr>
-              <w:t xml:space="preserve">Missing</w:t>
-            </w:r>
-          </w:p>
-        </w:tc>
-        <w:tc>
-          <w:tcPr>
-            <w:tcBorders>
-              <w:bottom w:val="none" w:sz="0" w:space="0" w:color="000000"/>
-              <w:top w:val="none" w:sz="0" w:space="0" w:color="000000"/>
-              <w:left w:val="none" w:sz="0" w:space="0" w:color="000000"/>
-              <w:right w:val="none" w:sz="0" w:space="0" w:color="000000"/>
-            </w:tcBorders>
-            <w:shd w:val="clear" w:color="auto" w:fill="FFFFFF"/>
-            <w:tcMar>
-              <w:top w:w="0" w:type="dxa"/>
-              <w:bottom w:w="0" w:type="dxa"/>
-              <w:left w:w="0" w:type="dxa"/>
-              <w:right w:w="0" w:type="dxa"/>
-            </w:tcMar>
-            <w:vAlign w:val="top"/>
-          </w:tcPr>
-          <w:p>
-            <w:pPr>
-              <w:pStyle w:val="Normal"/>
-              <w:jc w:val="center"/>
-              <w:pBdr>
-                <w:bottom w:val="none" w:sz="0" w:space="0" w:color="000000"/>
-                <w:top w:val="none" w:sz="0" w:space="0" w:color="000000"/>
-                <w:left w:val="none" w:sz="0" w:space="0" w:color="000000"/>
-                <w:right w:val="none" w:sz="0" w:space="0" w:color="000000"/>
-              </w:pBdr>
-              <w:spacing w:after="100" w:before="100" w:line="240"/>
-              <w:ind w:left="100" w:right="100" w:firstLine="0" w:firstLineChars="0"/>
-              <w:rPr>
-                <w:rFonts w:ascii="Times New Roman" w:hAnsi="Times New Roman" w:eastAsia="Times New Roman" w:cs="Times New Roman"/>
-                <w:i w:val="false"/>
-                <w:b w:val="false"/>
-                <w:u w:val="none"/>
-                <w:strike w:val="false"/>
-                <w:sz w:val="18"/>
-                <w:szCs w:val="18"/>
-                <w:color w:val="000000"/>
-              </w:rPr>
-            </w:pPr>
-            <w:r>
-              <w:rPr>
-                <w:rFonts w:ascii="Times New Roman" w:hAnsi="Times New Roman" w:eastAsia="Times New Roman" w:cs="Times New Roman"/>
-                <w:i w:val="false"/>
-                <w:b w:val="false"/>
-                <w:u w:val="none"/>
-                <w:strike w:val="false"/>
-                <w:sz w:val="18"/>
-                <w:szCs w:val="18"/>
-                <w:color w:val="000000"/>
-              </w:rPr>
-              <w:t xml:space="preserve">18</w:t>
-            </w:r>
-          </w:p>
-        </w:tc>
-        <w:tc>
-          <w:tcPr>
-            <w:tcBorders>
-              <w:bottom w:val="none" w:sz="0" w:space="0" w:color="000000"/>
-              <w:top w:val="none" w:sz="0" w:space="0" w:color="000000"/>
-              <w:left w:val="none" w:sz="0" w:space="0" w:color="000000"/>
-              <w:right w:val="none" w:sz="0" w:space="0" w:color="000000"/>
-            </w:tcBorders>
-            <w:shd w:val="clear" w:color="auto" w:fill="FFFFFF"/>
-            <w:tcMar>
-              <w:top w:w="0" w:type="dxa"/>
-              <w:bottom w:w="0" w:type="dxa"/>
-              <w:left w:w="0" w:type="dxa"/>
-              <w:right w:w="0" w:type="dxa"/>
-            </w:tcMar>
-            <w:vAlign w:val="top"/>
-          </w:tcPr>
-          <w:p>
-            <w:pPr>
-              <w:pStyle w:val="Normal"/>
-              <w:jc w:val="center"/>
-              <w:pBdr>
-                <w:bottom w:val="none" w:sz="0" w:space="0" w:color="000000"/>
-                <w:top w:val="none" w:sz="0" w:space="0" w:color="000000"/>
-                <w:left w:val="none" w:sz="0" w:space="0" w:color="000000"/>
-                <w:right w:val="none" w:sz="0" w:space="0" w:color="000000"/>
-              </w:pBdr>
-              <w:spacing w:after="100" w:before="100" w:line="240"/>
-              <w:ind w:left="100" w:right="100" w:firstLine="0" w:firstLineChars="0"/>
-              <w:rPr>
-                <w:rFonts w:ascii="Times New Roman" w:hAnsi="Times New Roman" w:eastAsia="Times New Roman" w:cs="Times New Roman"/>
-                <w:i w:val="false"/>
-                <w:b w:val="false"/>
-                <w:u w:val="none"/>
-                <w:strike w:val="false"/>
-                <w:sz w:val="18"/>
-                <w:szCs w:val="18"/>
-                <w:color w:val="000000"/>
-              </w:rPr>
-            </w:pPr>
-            <w:r>
-              <w:rPr>
-                <w:rFonts w:ascii="Times New Roman" w:hAnsi="Times New Roman" w:eastAsia="Times New Roman" w:cs="Times New Roman"/>
-                <w:i w:val="false"/>
-                <w:b w:val="false"/>
-                <w:u w:val="none"/>
-                <w:strike w:val="false"/>
-                <w:sz w:val="18"/>
-                <w:szCs w:val="18"/>
-                <w:color w:val="000000"/>
-              </w:rPr>
-              <w:t xml:space="preserve">10</w:t>
-            </w:r>
-          </w:p>
-        </w:tc>
-        <w:tc>
-          <w:tcPr>
-            <w:tcBorders>
-              <w:bottom w:val="none" w:sz="0" w:space="0" w:color="000000"/>
-              <w:top w:val="none" w:sz="0" w:space="0" w:color="000000"/>
-              <w:left w:val="none" w:sz="0" w:space="0" w:color="000000"/>
-              <w:right w:val="none" w:sz="0" w:space="0" w:color="000000"/>
-            </w:tcBorders>
-            <w:shd w:val="clear" w:color="auto" w:fill="FFFFFF"/>
-            <w:tcMar>
-              <w:top w:w="0" w:type="dxa"/>
-              <w:bottom w:w="0" w:type="dxa"/>
-              <w:left w:w="0" w:type="dxa"/>
-              <w:right w:w="0" w:type="dxa"/>
-            </w:tcMar>
-            <w:vAlign w:val="top"/>
-          </w:tcPr>
-          <w:p>
-            <w:pPr>
-              <w:pStyle w:val="Normal"/>
-              <w:jc w:val="center"/>
-              <w:pBdr>
-                <w:bottom w:val="none" w:sz="0" w:space="0" w:color="000000"/>
-                <w:top w:val="none" w:sz="0" w:space="0" w:color="000000"/>
-                <w:left w:val="none" w:sz="0" w:space="0" w:color="000000"/>
-                <w:right w:val="none" w:sz="0" w:space="0" w:color="000000"/>
-              </w:pBdr>
-              <w:spacing w:after="100" w:before="100" w:line="240"/>
-              <w:ind w:left="100" w:right="100" w:firstLine="0" w:firstLineChars="0"/>
-              <w:rPr>
-                <w:rFonts w:ascii="Times New Roman" w:hAnsi="Times New Roman" w:eastAsia="Times New Roman" w:cs="Times New Roman"/>
-                <w:i w:val="false"/>
-                <w:b w:val="false"/>
-                <w:u w:val="none"/>
-                <w:strike w:val="false"/>
-                <w:sz w:val="18"/>
-                <w:szCs w:val="18"/>
-                <w:color w:val="000000"/>
-              </w:rPr>
-            </w:pPr>
-            <w:r>
-              <w:rPr>
-                <w:rFonts w:ascii="Times New Roman" w:hAnsi="Times New Roman" w:eastAsia="Times New Roman" w:cs="Times New Roman"/>
-                <w:i w:val="false"/>
-                <w:b w:val="false"/>
-                <w:u w:val="none"/>
-                <w:strike w:val="false"/>
-                <w:sz w:val="18"/>
-                <w:szCs w:val="18"/>
-                <w:color w:val="000000"/>
-              </w:rPr>
-              <w:t xml:space="preserve">8</w:t>
-            </w:r>
-          </w:p>
-        </w:tc>
-        <w:tc>
-          <w:tcPr>
-            <w:tcBorders>
-              <w:bottom w:val="none" w:sz="0" w:space="0" w:color="000000"/>
-              <w:top w:val="none" w:sz="0" w:space="0" w:color="000000"/>
-              <w:left w:val="none" w:sz="0" w:space="0" w:color="000000"/>
-              <w:right w:val="none" w:sz="0" w:space="0" w:color="000000"/>
-            </w:tcBorders>
-            <w:shd w:val="clear" w:color="auto" w:fill="FFFFFF"/>
-            <w:tcMar>
-              <w:top w:w="0" w:type="dxa"/>
-              <w:bottom w:w="0" w:type="dxa"/>
-              <w:left w:w="0" w:type="dxa"/>
-              <w:right w:w="0" w:type="dxa"/>
-            </w:tcMar>
-            <w:vAlign w:val="top"/>
-          </w:tcPr>
-          <w:p>
-            <w:pPr>
-              <w:pStyle w:val="Normal"/>
-              <w:jc w:val="center"/>
-              <w:pBdr>
-                <w:bottom w:val="none" w:sz="0" w:space="0" w:color="000000"/>
-                <w:top w:val="none" w:sz="0" w:space="0" w:color="000000"/>
-                <w:left w:val="none" w:sz="0" w:space="0" w:color="000000"/>
-                <w:right w:val="none" w:sz="0" w:space="0" w:color="000000"/>
-              </w:pBdr>
-              <w:spacing w:after="100" w:before="100" w:line="240"/>
-              <w:ind w:left="100" w:right="100" w:firstLine="0" w:firstLineChars="0"/>
-              <w:rPr>
-                <w:rFonts w:ascii="Times New Roman" w:hAnsi="Times New Roman" w:eastAsia="Times New Roman" w:cs="Times New Roman"/>
-                <w:i w:val="false"/>
-                <w:b w:val="false"/>
-                <w:u w:val="none"/>
-                <w:strike w:val="false"/>
-                <w:sz w:val="18"/>
-                <w:szCs w:val="18"/>
-                <w:color w:val="000000"/>
-              </w:rPr>
-            </w:pPr>
-            <w:r>
-              <w:rPr>
-                <w:rFonts w:ascii="Times New Roman" w:hAnsi="Times New Roman" w:eastAsia="Times New Roman" w:cs="Times New Roman"/>
-                <w:i w:val="false"/>
-                <w:b w:val="false"/>
-                <w:u w:val="none"/>
-                <w:strike w:val="false"/>
-                <w:sz w:val="18"/>
-                <w:szCs w:val="18"/>
-                <w:color w:val="000000"/>
-              </w:rPr>
-              <w:t xml:space="preserve"/>
-            </w:r>
-          </w:p>
-        </w:tc>
-      </w:tr>
-      <w:tr>
-        <w:trPr>
-          <w:trHeight w:val="560" w:hRule="auto"/>
-        </w:trPr>
-        <w:tc>
-          <w:tcPr>
-            <w:tcBorders>
-              <w:bottom w:val="none" w:sz="0" w:space="0" w:color="000000"/>
-              <w:top w:val="none" w:sz="0" w:space="0" w:color="000000"/>
-              <w:left w:val="none" w:sz="0" w:space="0" w:color="000000"/>
-              <w:right w:val="none" w:sz="0" w:space="0" w:color="000000"/>
-            </w:tcBorders>
-            <w:shd w:val="clear" w:color="auto" w:fill="FFFFFF"/>
-            <w:tcMar>
-              <w:top w:w="0" w:type="dxa"/>
-              <w:bottom w:w="0" w:type="dxa"/>
-              <w:left w:w="0" w:type="dxa"/>
-              <w:right w:w="0" w:type="dxa"/>
-            </w:tcMar>
-            <w:vAlign w:val="top"/>
-          </w:tcPr>
-          <w:p>
-            <w:pPr>
-              <w:pStyle w:val="Normal"/>
-              <w:jc w:val="left"/>
-              <w:pBdr>
-                <w:bottom w:val="none" w:sz="0" w:space="0" w:color="000000"/>
-                <w:top w:val="none" w:sz="0" w:space="0" w:color="000000"/>
-                <w:left w:val="none" w:sz="0" w:space="0" w:color="000000"/>
-                <w:right w:val="none" w:sz="0" w:space="0" w:color="000000"/>
-              </w:pBdr>
-              <w:spacing w:after="100" w:before="100" w:line="240"/>
-              <w:ind w:left="100" w:right="100" w:firstLine="0" w:firstLineChars="0"/>
-              <w:rPr>
-                <w:rFonts w:ascii="Times New Roman" w:hAnsi="Times New Roman" w:eastAsia="Times New Roman" w:cs="Times New Roman"/>
-                <w:i w:val="false"/>
-                <w:b w:val="true"/>
-                <w:u w:val="none"/>
-                <w:strike w:val="false"/>
-                <w:sz w:val="18"/>
-                <w:szCs w:val="18"/>
-                <w:color w:val="000000"/>
-              </w:rPr>
-            </w:pPr>
-            <w:r>
-              <w:rPr>
-                <w:rFonts w:ascii="Times New Roman" w:hAnsi="Times New Roman" w:eastAsia="Times New Roman" w:cs="Times New Roman"/>
-                <w:i w:val="false"/>
-                <w:b w:val="true"/>
-                <w:u w:val="none"/>
-                <w:strike w:val="false"/>
-                <w:sz w:val="18"/>
-                <w:szCs w:val="18"/>
-                <w:color w:val="000000"/>
-              </w:rPr>
-              <w:t xml:space="preserve">BRAF testing performed</w:t>
-            </w:r>
-          </w:p>
-        </w:tc>
-        <w:tc>
-          <w:tcPr>
-            <w:tcBorders>
-              <w:bottom w:val="none" w:sz="0" w:space="0" w:color="000000"/>
-              <w:top w:val="none" w:sz="0" w:space="0" w:color="000000"/>
-              <w:left w:val="none" w:sz="0" w:space="0" w:color="000000"/>
-              <w:right w:val="none" w:sz="0" w:space="0" w:color="000000"/>
-            </w:tcBorders>
-            <w:shd w:val="clear" w:color="auto" w:fill="FFFFFF"/>
-            <w:tcMar>
-              <w:top w:w="0" w:type="dxa"/>
-              <w:bottom w:w="0" w:type="dxa"/>
-              <w:left w:w="0" w:type="dxa"/>
-              <w:right w:w="0" w:type="dxa"/>
-            </w:tcMar>
-            <w:vAlign w:val="top"/>
-          </w:tcPr>
-          <w:p>
-            <w:pPr>
-              <w:pStyle w:val="Normal"/>
-              <w:jc w:val="center"/>
-              <w:pBdr>
-                <w:bottom w:val="none" w:sz="0" w:space="0" w:color="000000"/>
-                <w:top w:val="none" w:sz="0" w:space="0" w:color="000000"/>
-                <w:left w:val="none" w:sz="0" w:space="0" w:color="000000"/>
-                <w:right w:val="none" w:sz="0" w:space="0" w:color="000000"/>
-              </w:pBdr>
-              <w:spacing w:after="100" w:before="100" w:line="240"/>
-              <w:ind w:left="100" w:right="100" w:firstLine="0" w:firstLineChars="0"/>
-              <w:rPr>
-                <w:rFonts w:ascii="Times New Roman" w:hAnsi="Times New Roman" w:eastAsia="Times New Roman" w:cs="Times New Roman"/>
-                <w:i w:val="false"/>
-                <w:b w:val="false"/>
-                <w:u w:val="none"/>
-                <w:strike w:val="false"/>
-                <w:sz w:val="18"/>
-                <w:szCs w:val="18"/>
-                <w:color w:val="000000"/>
-              </w:rPr>
-            </w:pPr>
-            <w:r>
-              <w:rPr>
-                <w:rFonts w:ascii="Times New Roman" w:hAnsi="Times New Roman" w:eastAsia="Times New Roman" w:cs="Times New Roman"/>
-                <w:i w:val="false"/>
-                <w:b w:val="false"/>
-                <w:u w:val="none"/>
-                <w:strike w:val="false"/>
-                <w:sz w:val="18"/>
-                <w:szCs w:val="18"/>
-                <w:color w:val="000000"/>
-              </w:rPr>
-              <w:t xml:space="preserve"/>
-            </w:r>
-          </w:p>
-        </w:tc>
-        <w:tc>
-          <w:tcPr>
-            <w:tcBorders>
-              <w:bottom w:val="none" w:sz="0" w:space="0" w:color="000000"/>
-              <w:top w:val="none" w:sz="0" w:space="0" w:color="000000"/>
-              <w:left w:val="none" w:sz="0" w:space="0" w:color="000000"/>
-              <w:right w:val="none" w:sz="0" w:space="0" w:color="000000"/>
-            </w:tcBorders>
-            <w:shd w:val="clear" w:color="auto" w:fill="FFFFFF"/>
-            <w:tcMar>
-              <w:top w:w="0" w:type="dxa"/>
-              <w:bottom w:w="0" w:type="dxa"/>
-              <w:left w:w="0" w:type="dxa"/>
-              <w:right w:w="0" w:type="dxa"/>
-            </w:tcMar>
-            <w:vAlign w:val="top"/>
-          </w:tcPr>
-          <w:p>
-            <w:pPr>
-              <w:pStyle w:val="Normal"/>
-              <w:jc w:val="center"/>
-              <w:pBdr>
-                <w:bottom w:val="none" w:sz="0" w:space="0" w:color="000000"/>
-                <w:top w:val="none" w:sz="0" w:space="0" w:color="000000"/>
-                <w:left w:val="none" w:sz="0" w:space="0" w:color="000000"/>
-                <w:right w:val="none" w:sz="0" w:space="0" w:color="000000"/>
-              </w:pBdr>
-              <w:spacing w:after="100" w:before="100" w:line="240"/>
-              <w:ind w:left="100" w:right="100" w:firstLine="0" w:firstLineChars="0"/>
-              <w:rPr>
-                <w:rFonts w:ascii="Times New Roman" w:hAnsi="Times New Roman" w:eastAsia="Times New Roman" w:cs="Times New Roman"/>
-                <w:i w:val="false"/>
-                <w:b w:val="false"/>
-                <w:u w:val="none"/>
-                <w:strike w:val="false"/>
-                <w:sz w:val="18"/>
-                <w:szCs w:val="18"/>
-                <w:color w:val="000000"/>
-              </w:rPr>
-            </w:pPr>
-            <w:r>
-              <w:rPr>
-                <w:rFonts w:ascii="Times New Roman" w:hAnsi="Times New Roman" w:eastAsia="Times New Roman" w:cs="Times New Roman"/>
-                <w:i w:val="false"/>
-                <w:b w:val="false"/>
-                <w:u w:val="none"/>
-                <w:strike w:val="false"/>
-                <w:sz w:val="18"/>
-                <w:szCs w:val="18"/>
-                <w:color w:val="000000"/>
-              </w:rPr>
-              <w:t xml:space="preserve"/>
-            </w:r>
-          </w:p>
-        </w:tc>
-        <w:tc>
-          <w:tcPr>
-            <w:tcBorders>
-              <w:bottom w:val="none" w:sz="0" w:space="0" w:color="000000"/>
-              <w:top w:val="none" w:sz="0" w:space="0" w:color="000000"/>
-              <w:left w:val="none" w:sz="0" w:space="0" w:color="000000"/>
-              <w:right w:val="none" w:sz="0" w:space="0" w:color="000000"/>
-            </w:tcBorders>
-            <w:shd w:val="clear" w:color="auto" w:fill="FFFFFF"/>
-            <w:tcMar>
-              <w:top w:w="0" w:type="dxa"/>
-              <w:bottom w:w="0" w:type="dxa"/>
-              <w:left w:w="0" w:type="dxa"/>
-              <w:right w:w="0" w:type="dxa"/>
-            </w:tcMar>
-            <w:vAlign w:val="top"/>
-          </w:tcPr>
-          <w:p>
-            <w:pPr>
-              <w:pStyle w:val="Normal"/>
-              <w:jc w:val="center"/>
-              <w:pBdr>
-                <w:bottom w:val="none" w:sz="0" w:space="0" w:color="000000"/>
-                <w:top w:val="none" w:sz="0" w:space="0" w:color="000000"/>
-                <w:left w:val="none" w:sz="0" w:space="0" w:color="000000"/>
-                <w:right w:val="none" w:sz="0" w:space="0" w:color="000000"/>
-              </w:pBdr>
-              <w:spacing w:after="100" w:before="100" w:line="240"/>
-              <w:ind w:left="100" w:right="100" w:firstLine="0" w:firstLineChars="0"/>
-              <w:rPr>
-                <w:rFonts w:ascii="Times New Roman" w:hAnsi="Times New Roman" w:eastAsia="Times New Roman" w:cs="Times New Roman"/>
-                <w:i w:val="false"/>
-                <w:b w:val="false"/>
-                <w:u w:val="none"/>
-                <w:strike w:val="false"/>
-                <w:sz w:val="18"/>
-                <w:szCs w:val="18"/>
-                <w:color w:val="000000"/>
-              </w:rPr>
-            </w:pPr>
-            <w:r>
-              <w:rPr>
-                <w:rFonts w:ascii="Times New Roman" w:hAnsi="Times New Roman" w:eastAsia="Times New Roman" w:cs="Times New Roman"/>
-                <w:i w:val="false"/>
-                <w:b w:val="false"/>
-                <w:u w:val="none"/>
-                <w:strike w:val="false"/>
-                <w:sz w:val="18"/>
-                <w:szCs w:val="18"/>
-                <w:color w:val="000000"/>
-              </w:rPr>
-              <w:t xml:space="preserve"/>
-            </w:r>
-          </w:p>
-        </w:tc>
-        <w:tc>
-          <w:tcPr>
-            <w:tcBorders>
-              <w:bottom w:val="none" w:sz="0" w:space="0" w:color="000000"/>
-              <w:top w:val="none" w:sz="0" w:space="0" w:color="000000"/>
-              <w:left w:val="none" w:sz="0" w:space="0" w:color="000000"/>
-              <w:right w:val="none" w:sz="0" w:space="0" w:color="000000"/>
-            </w:tcBorders>
-            <w:shd w:val="clear" w:color="auto" w:fill="FFFFFF"/>
-            <w:tcMar>
-              <w:top w:w="0" w:type="dxa"/>
-              <w:bottom w:w="0" w:type="dxa"/>
-              <w:left w:w="0" w:type="dxa"/>
-              <w:right w:w="0" w:type="dxa"/>
-            </w:tcMar>
-            <w:vAlign w:val="top"/>
-          </w:tcPr>
-          <w:p>
-            <w:pPr>
-              <w:pStyle w:val="Normal"/>
-              <w:jc w:val="center"/>
-              <w:pBdr>
-                <w:bottom w:val="none" w:sz="0" w:space="0" w:color="000000"/>
-                <w:top w:val="none" w:sz="0" w:space="0" w:color="000000"/>
-                <w:left w:val="none" w:sz="0" w:space="0" w:color="000000"/>
-                <w:right w:val="none" w:sz="0" w:space="0" w:color="000000"/>
-              </w:pBdr>
-              <w:spacing w:after="100" w:before="100" w:line="240"/>
-              <w:ind w:left="100" w:right="100" w:firstLine="0" w:firstLineChars="0"/>
-              <w:rPr>
-                <w:rFonts w:ascii="Times New Roman" w:hAnsi="Times New Roman" w:eastAsia="Times New Roman" w:cs="Times New Roman"/>
-                <w:i w:val="false"/>
-                <w:b w:val="false"/>
-                <w:u w:val="none"/>
-                <w:strike w:val="false"/>
-                <w:sz w:val="18"/>
-                <w:szCs w:val="18"/>
-                <w:color w:val="000000"/>
-              </w:rPr>
-            </w:pPr>
-            <w:r>
-              <w:rPr>
-                <w:rFonts w:ascii="Times New Roman" w:hAnsi="Times New Roman" w:eastAsia="Times New Roman" w:cs="Times New Roman"/>
-                <w:i w:val="false"/>
-                <w:b w:val="false"/>
-                <w:u w:val="none"/>
-                <w:strike w:val="false"/>
-                <w:sz w:val="18"/>
-                <w:szCs w:val="18"/>
-                <w:color w:val="000000"/>
-              </w:rPr>
-              <w:t xml:space="preserve">0.062</w:t>
-            </w:r>
-          </w:p>
-        </w:tc>
-      </w:tr>
-      <w:tr>
-        <w:trPr>
-          <w:trHeight w:val="560" w:hRule="auto"/>
-        </w:trPr>
-        <w:tc>
-          <w:tcPr>
-            <w:tcBorders>
-              <w:bottom w:val="none" w:sz="0" w:space="0" w:color="000000"/>
-              <w:top w:val="none" w:sz="0" w:space="0" w:color="000000"/>
-              <w:left w:val="none" w:sz="0" w:space="0" w:color="000000"/>
-              <w:right w:val="none" w:sz="0" w:space="0" w:color="000000"/>
-            </w:tcBorders>
-            <w:shd w:val="clear" w:color="auto" w:fill="FFFFFF"/>
-            <w:tcMar>
-              <w:top w:w="0" w:type="dxa"/>
-              <w:bottom w:w="0" w:type="dxa"/>
-              <w:left w:w="0" w:type="dxa"/>
-              <w:right w:w="0" w:type="dxa"/>
-            </w:tcMar>
-            <w:vAlign w:val="top"/>
-          </w:tcPr>
-          <w:p>
-            <w:pPr>
-              <w:pStyle w:val="Normal"/>
-              <w:jc w:val="left"/>
-              <w:pBdr>
-                <w:bottom w:val="none" w:sz="0" w:space="0" w:color="000000"/>
-                <w:top w:val="none" w:sz="0" w:space="0" w:color="000000"/>
-                <w:left w:val="none" w:sz="0" w:space="0" w:color="000000"/>
-                <w:right w:val="none" w:sz="0" w:space="0" w:color="000000"/>
-              </w:pBdr>
-              <w:spacing w:after="100" w:before="100" w:line="240"/>
-              <w:ind w:left="300" w:right="100" w:firstLine="0" w:firstLineChars="0"/>
-              <w:rPr>
-                <w:rFonts w:ascii="Times New Roman" w:hAnsi="Times New Roman" w:eastAsia="Times New Roman" w:cs="Times New Roman"/>
-                <w:i w:val="false"/>
-                <w:b w:val="false"/>
-                <w:u w:val="none"/>
-                <w:strike w:val="false"/>
-                <w:sz w:val="18"/>
-                <w:szCs w:val="18"/>
-                <w:color w:val="000000"/>
-              </w:rPr>
-            </w:pPr>
-            <w:r>
-              <w:rPr>
-                <w:rFonts w:ascii="Times New Roman" w:hAnsi="Times New Roman" w:eastAsia="Times New Roman" w:cs="Times New Roman"/>
-                <w:i w:val="false"/>
-                <w:b w:val="false"/>
-                <w:u w:val="none"/>
-                <w:strike w:val="false"/>
-                <w:sz w:val="18"/>
-                <w:szCs w:val="18"/>
-                <w:color w:val="000000"/>
-              </w:rPr>
-              <w:t xml:space="preserve">No</w:t>
-            </w:r>
-          </w:p>
-        </w:tc>
-        <w:tc>
-          <w:tcPr>
-            <w:tcBorders>
-              <w:bottom w:val="none" w:sz="0" w:space="0" w:color="000000"/>
-              <w:top w:val="none" w:sz="0" w:space="0" w:color="000000"/>
-              <w:left w:val="none" w:sz="0" w:space="0" w:color="000000"/>
-              <w:right w:val="none" w:sz="0" w:space="0" w:color="000000"/>
-            </w:tcBorders>
-            <w:shd w:val="clear" w:color="auto" w:fill="FFFFFF"/>
-            <w:tcMar>
-              <w:top w:w="0" w:type="dxa"/>
-              <w:bottom w:w="0" w:type="dxa"/>
-              <w:left w:w="0" w:type="dxa"/>
-              <w:right w:w="0" w:type="dxa"/>
-            </w:tcMar>
-            <w:vAlign w:val="top"/>
-          </w:tcPr>
-          <w:p>
-            <w:pPr>
-              <w:pStyle w:val="Normal"/>
-              <w:jc w:val="center"/>
-              <w:pBdr>
-                <w:bottom w:val="none" w:sz="0" w:space="0" w:color="000000"/>
-                <w:top w:val="none" w:sz="0" w:space="0" w:color="000000"/>
-                <w:left w:val="none" w:sz="0" w:space="0" w:color="000000"/>
-                <w:right w:val="none" w:sz="0" w:space="0" w:color="000000"/>
-              </w:pBdr>
-              <w:spacing w:after="100" w:before="100" w:line="240"/>
-              <w:ind w:left="100" w:right="100" w:firstLine="0" w:firstLineChars="0"/>
-              <w:rPr>
-                <w:rFonts w:ascii="Times New Roman" w:hAnsi="Times New Roman" w:eastAsia="Times New Roman" w:cs="Times New Roman"/>
-                <w:i w:val="false"/>
-                <w:b w:val="false"/>
-                <w:u w:val="none"/>
-                <w:strike w:val="false"/>
-                <w:sz w:val="18"/>
-                <w:szCs w:val="18"/>
-                <w:color w:val="000000"/>
-              </w:rPr>
-            </w:pPr>
-            <w:r>
-              <w:rPr>
-                <w:rFonts w:ascii="Times New Roman" w:hAnsi="Times New Roman" w:eastAsia="Times New Roman" w:cs="Times New Roman"/>
-                <w:i w:val="false"/>
-                <w:b w:val="false"/>
-                <w:u w:val="none"/>
-                <w:strike w:val="false"/>
-                <w:sz w:val="18"/>
-                <w:szCs w:val="18"/>
-                <w:color w:val="000000"/>
-              </w:rPr>
-              <w:t xml:space="preserve">130 (94.2%)</w:t>
-            </w:r>
-          </w:p>
-        </w:tc>
-        <w:tc>
-          <w:tcPr>
-            <w:tcBorders>
-              <w:bottom w:val="none" w:sz="0" w:space="0" w:color="000000"/>
-              <w:top w:val="none" w:sz="0" w:space="0" w:color="000000"/>
-              <w:left w:val="none" w:sz="0" w:space="0" w:color="000000"/>
-              <w:right w:val="none" w:sz="0" w:space="0" w:color="000000"/>
-            </w:tcBorders>
-            <w:shd w:val="clear" w:color="auto" w:fill="FFFFFF"/>
-            <w:tcMar>
-              <w:top w:w="0" w:type="dxa"/>
-              <w:bottom w:w="0" w:type="dxa"/>
-              <w:left w:w="0" w:type="dxa"/>
-              <w:right w:w="0" w:type="dxa"/>
-            </w:tcMar>
-            <w:vAlign w:val="top"/>
-          </w:tcPr>
-          <w:p>
-            <w:pPr>
-              <w:pStyle w:val="Normal"/>
-              <w:jc w:val="center"/>
-              <w:pBdr>
-                <w:bottom w:val="none" w:sz="0" w:space="0" w:color="000000"/>
-                <w:top w:val="none" w:sz="0" w:space="0" w:color="000000"/>
-                <w:left w:val="none" w:sz="0" w:space="0" w:color="000000"/>
-                <w:right w:val="none" w:sz="0" w:space="0" w:color="000000"/>
-              </w:pBdr>
-              <w:spacing w:after="100" w:before="100" w:line="240"/>
-              <w:ind w:left="100" w:right="100" w:firstLine="0" w:firstLineChars="0"/>
-              <w:rPr>
-                <w:rFonts w:ascii="Times New Roman" w:hAnsi="Times New Roman" w:eastAsia="Times New Roman" w:cs="Times New Roman"/>
-                <w:i w:val="false"/>
-                <w:b w:val="false"/>
-                <w:u w:val="none"/>
-                <w:strike w:val="false"/>
-                <w:sz w:val="18"/>
-                <w:szCs w:val="18"/>
-                <w:color w:val="000000"/>
-              </w:rPr>
-            </w:pPr>
-            <w:r>
-              <w:rPr>
-                <w:rFonts w:ascii="Times New Roman" w:hAnsi="Times New Roman" w:eastAsia="Times New Roman" w:cs="Times New Roman"/>
-                <w:i w:val="false"/>
-                <w:b w:val="false"/>
-                <w:u w:val="none"/>
-                <w:strike w:val="false"/>
-                <w:sz w:val="18"/>
-                <w:szCs w:val="18"/>
-                <w:color w:val="000000"/>
-              </w:rPr>
-              <w:t xml:space="preserve">62 (89.9%)</w:t>
-            </w:r>
-          </w:p>
-        </w:tc>
-        <w:tc>
-          <w:tcPr>
-            <w:tcBorders>
-              <w:bottom w:val="none" w:sz="0" w:space="0" w:color="000000"/>
-              <w:top w:val="none" w:sz="0" w:space="0" w:color="000000"/>
-              <w:left w:val="none" w:sz="0" w:space="0" w:color="000000"/>
-              <w:right w:val="none" w:sz="0" w:space="0" w:color="000000"/>
-            </w:tcBorders>
-            <w:shd w:val="clear" w:color="auto" w:fill="FFFFFF"/>
-            <w:tcMar>
-              <w:top w:w="0" w:type="dxa"/>
-              <w:bottom w:w="0" w:type="dxa"/>
-              <w:left w:w="0" w:type="dxa"/>
-              <w:right w:w="0" w:type="dxa"/>
-            </w:tcMar>
-            <w:vAlign w:val="top"/>
-          </w:tcPr>
-          <w:p>
-            <w:pPr>
-              <w:pStyle w:val="Normal"/>
-              <w:jc w:val="center"/>
-              <w:pBdr>
-                <w:bottom w:val="none" w:sz="0" w:space="0" w:color="000000"/>
-                <w:top w:val="none" w:sz="0" w:space="0" w:color="000000"/>
-                <w:left w:val="none" w:sz="0" w:space="0" w:color="000000"/>
-                <w:right w:val="none" w:sz="0" w:space="0" w:color="000000"/>
-              </w:pBdr>
-              <w:spacing w:after="100" w:before="100" w:line="240"/>
-              <w:ind w:left="100" w:right="100" w:firstLine="0" w:firstLineChars="0"/>
-              <w:rPr>
-                <w:rFonts w:ascii="Times New Roman" w:hAnsi="Times New Roman" w:eastAsia="Times New Roman" w:cs="Times New Roman"/>
-                <w:i w:val="false"/>
-                <w:b w:val="false"/>
-                <w:u w:val="none"/>
-                <w:strike w:val="false"/>
-                <w:sz w:val="18"/>
-                <w:szCs w:val="18"/>
-                <w:color w:val="000000"/>
-              </w:rPr>
-            </w:pPr>
-            <w:r>
-              <w:rPr>
-                <w:rFonts w:ascii="Times New Roman" w:hAnsi="Times New Roman" w:eastAsia="Times New Roman" w:cs="Times New Roman"/>
-                <w:i w:val="false"/>
-                <w:b w:val="false"/>
-                <w:u w:val="none"/>
-                <w:strike w:val="false"/>
-                <w:sz w:val="18"/>
-                <w:szCs w:val="18"/>
-                <w:color w:val="000000"/>
-              </w:rPr>
-              <w:t xml:space="preserve">68 (98.6%)</w:t>
-            </w:r>
-          </w:p>
-        </w:tc>
-        <w:tc>
-          <w:tcPr>
-            <w:tcBorders>
-              <w:bottom w:val="none" w:sz="0" w:space="0" w:color="000000"/>
-              <w:top w:val="none" w:sz="0" w:space="0" w:color="000000"/>
-              <w:left w:val="none" w:sz="0" w:space="0" w:color="000000"/>
-              <w:right w:val="none" w:sz="0" w:space="0" w:color="000000"/>
-            </w:tcBorders>
-            <w:shd w:val="clear" w:color="auto" w:fill="FFFFFF"/>
-            <w:tcMar>
-              <w:top w:w="0" w:type="dxa"/>
-              <w:bottom w:w="0" w:type="dxa"/>
-              <w:left w:w="0" w:type="dxa"/>
-              <w:right w:w="0" w:type="dxa"/>
-            </w:tcMar>
-            <w:vAlign w:val="top"/>
-          </w:tcPr>
-          <w:p>
-            <w:pPr>
-              <w:pStyle w:val="Normal"/>
-              <w:jc w:val="center"/>
-              <w:pBdr>
-                <w:bottom w:val="none" w:sz="0" w:space="0" w:color="000000"/>
-                <w:top w:val="none" w:sz="0" w:space="0" w:color="000000"/>
-                <w:left w:val="none" w:sz="0" w:space="0" w:color="000000"/>
-                <w:right w:val="none" w:sz="0" w:space="0" w:color="000000"/>
-              </w:pBdr>
-              <w:spacing w:after="100" w:before="100" w:line="240"/>
-              <w:ind w:left="100" w:right="100" w:firstLine="0" w:firstLineChars="0"/>
-              <w:rPr>
-                <w:rFonts w:ascii="Times New Roman" w:hAnsi="Times New Roman" w:eastAsia="Times New Roman" w:cs="Times New Roman"/>
-                <w:i w:val="false"/>
-                <w:b w:val="false"/>
-                <w:u w:val="none"/>
-                <w:strike w:val="false"/>
-                <w:sz w:val="18"/>
-                <w:szCs w:val="18"/>
-                <w:color w:val="000000"/>
-              </w:rPr>
-            </w:pPr>
-            <w:r>
-              <w:rPr>
-                <w:rFonts w:ascii="Times New Roman" w:hAnsi="Times New Roman" w:eastAsia="Times New Roman" w:cs="Times New Roman"/>
-                <w:i w:val="false"/>
-                <w:b w:val="false"/>
-                <w:u w:val="none"/>
-                <w:strike w:val="false"/>
-                <w:sz w:val="18"/>
-                <w:szCs w:val="18"/>
-                <w:color w:val="000000"/>
-              </w:rPr>
-              <w:t xml:space="preserve"/>
-            </w:r>
-          </w:p>
-        </w:tc>
-      </w:tr>
-      <w:tr>
-        <w:trPr>
-          <w:trHeight w:val="560" w:hRule="auto"/>
-        </w:trPr>
-        <w:tc>
-          <w:tcPr>
-            <w:tcBorders>
-              <w:bottom w:val="none" w:sz="0" w:space="0" w:color="000000"/>
-              <w:top w:val="none" w:sz="0" w:space="0" w:color="000000"/>
-              <w:left w:val="none" w:sz="0" w:space="0" w:color="000000"/>
-              <w:right w:val="none" w:sz="0" w:space="0" w:color="000000"/>
-            </w:tcBorders>
-            <w:shd w:val="clear" w:color="auto" w:fill="FFFFFF"/>
-            <w:tcMar>
-              <w:top w:w="0" w:type="dxa"/>
-              <w:bottom w:w="0" w:type="dxa"/>
-              <w:left w:w="0" w:type="dxa"/>
-              <w:right w:w="0" w:type="dxa"/>
-            </w:tcMar>
-            <w:vAlign w:val="top"/>
-          </w:tcPr>
-          <w:p>
-            <w:pPr>
-              <w:pStyle w:val="Normal"/>
-              <w:jc w:val="left"/>
-              <w:pBdr>
-                <w:bottom w:val="none" w:sz="0" w:space="0" w:color="000000"/>
-                <w:top w:val="none" w:sz="0" w:space="0" w:color="000000"/>
-                <w:left w:val="none" w:sz="0" w:space="0" w:color="000000"/>
-                <w:right w:val="none" w:sz="0" w:space="0" w:color="000000"/>
-              </w:pBdr>
-              <w:spacing w:after="100" w:before="100" w:line="240"/>
-              <w:ind w:left="300" w:right="100" w:firstLine="0" w:firstLineChars="0"/>
-              <w:rPr>
-                <w:rFonts w:ascii="Times New Roman" w:hAnsi="Times New Roman" w:eastAsia="Times New Roman" w:cs="Times New Roman"/>
-                <w:i w:val="false"/>
-                <w:b w:val="false"/>
-                <w:u w:val="none"/>
-                <w:strike w:val="false"/>
-                <w:sz w:val="18"/>
-                <w:szCs w:val="18"/>
-                <w:color w:val="000000"/>
-              </w:rPr>
-            </w:pPr>
-            <w:r>
-              <w:rPr>
-                <w:rFonts w:ascii="Times New Roman" w:hAnsi="Times New Roman" w:eastAsia="Times New Roman" w:cs="Times New Roman"/>
-                <w:i w:val="false"/>
-                <w:b w:val="false"/>
-                <w:u w:val="none"/>
-                <w:strike w:val="false"/>
-                <w:sz w:val="18"/>
-                <w:szCs w:val="18"/>
-                <w:color w:val="000000"/>
-              </w:rPr>
-              <w:t xml:space="preserve">Yes</w:t>
-            </w:r>
-          </w:p>
-        </w:tc>
-        <w:tc>
-          <w:tcPr>
-            <w:tcBorders>
-              <w:bottom w:val="none" w:sz="0" w:space="0" w:color="000000"/>
-              <w:top w:val="none" w:sz="0" w:space="0" w:color="000000"/>
-              <w:left w:val="none" w:sz="0" w:space="0" w:color="000000"/>
-              <w:right w:val="none" w:sz="0" w:space="0" w:color="000000"/>
-            </w:tcBorders>
-            <w:shd w:val="clear" w:color="auto" w:fill="FFFFFF"/>
-            <w:tcMar>
-              <w:top w:w="0" w:type="dxa"/>
-              <w:bottom w:w="0" w:type="dxa"/>
-              <w:left w:w="0" w:type="dxa"/>
-              <w:right w:w="0" w:type="dxa"/>
-            </w:tcMar>
-            <w:vAlign w:val="top"/>
-          </w:tcPr>
-          <w:p>
-            <w:pPr>
-              <w:pStyle w:val="Normal"/>
-              <w:jc w:val="center"/>
-              <w:pBdr>
-                <w:bottom w:val="none" w:sz="0" w:space="0" w:color="000000"/>
-                <w:top w:val="none" w:sz="0" w:space="0" w:color="000000"/>
-                <w:left w:val="none" w:sz="0" w:space="0" w:color="000000"/>
-                <w:right w:val="none" w:sz="0" w:space="0" w:color="000000"/>
-              </w:pBdr>
-              <w:spacing w:after="100" w:before="100" w:line="240"/>
-              <w:ind w:left="100" w:right="100" w:firstLine="0" w:firstLineChars="0"/>
-              <w:rPr>
-                <w:rFonts w:ascii="Times New Roman" w:hAnsi="Times New Roman" w:eastAsia="Times New Roman" w:cs="Times New Roman"/>
-                <w:i w:val="false"/>
-                <w:b w:val="false"/>
-                <w:u w:val="none"/>
-                <w:strike w:val="false"/>
-                <w:sz w:val="18"/>
-                <w:szCs w:val="18"/>
-                <w:color w:val="000000"/>
-              </w:rPr>
-            </w:pPr>
-            <w:r>
-              <w:rPr>
-                <w:rFonts w:ascii="Times New Roman" w:hAnsi="Times New Roman" w:eastAsia="Times New Roman" w:cs="Times New Roman"/>
-                <w:i w:val="false"/>
-                <w:b w:val="false"/>
-                <w:u w:val="none"/>
-                <w:strike w:val="false"/>
-                <w:sz w:val="18"/>
-                <w:szCs w:val="18"/>
-                <w:color w:val="000000"/>
-              </w:rPr>
-              <w:t xml:space="preserve">8 (5.8%)</w:t>
-            </w:r>
-          </w:p>
-        </w:tc>
-        <w:tc>
-          <w:tcPr>
-            <w:tcBorders>
-              <w:bottom w:val="none" w:sz="0" w:space="0" w:color="000000"/>
-              <w:top w:val="none" w:sz="0" w:space="0" w:color="000000"/>
-              <w:left w:val="none" w:sz="0" w:space="0" w:color="000000"/>
-              <w:right w:val="none" w:sz="0" w:space="0" w:color="000000"/>
-            </w:tcBorders>
-            <w:shd w:val="clear" w:color="auto" w:fill="FFFFFF"/>
-            <w:tcMar>
-              <w:top w:w="0" w:type="dxa"/>
-              <w:bottom w:w="0" w:type="dxa"/>
-              <w:left w:w="0" w:type="dxa"/>
-              <w:right w:w="0" w:type="dxa"/>
-            </w:tcMar>
-            <w:vAlign w:val="top"/>
-          </w:tcPr>
-          <w:p>
-            <w:pPr>
-              <w:pStyle w:val="Normal"/>
-              <w:jc w:val="center"/>
-              <w:pBdr>
-                <w:bottom w:val="none" w:sz="0" w:space="0" w:color="000000"/>
-                <w:top w:val="none" w:sz="0" w:space="0" w:color="000000"/>
-                <w:left w:val="none" w:sz="0" w:space="0" w:color="000000"/>
-                <w:right w:val="none" w:sz="0" w:space="0" w:color="000000"/>
-              </w:pBdr>
-              <w:spacing w:after="100" w:before="100" w:line="240"/>
-              <w:ind w:left="100" w:right="100" w:firstLine="0" w:firstLineChars="0"/>
-              <w:rPr>
-                <w:rFonts w:ascii="Times New Roman" w:hAnsi="Times New Roman" w:eastAsia="Times New Roman" w:cs="Times New Roman"/>
-                <w:i w:val="false"/>
-                <w:b w:val="false"/>
-                <w:u w:val="none"/>
-                <w:strike w:val="false"/>
-                <w:sz w:val="18"/>
-                <w:szCs w:val="18"/>
-                <w:color w:val="000000"/>
-              </w:rPr>
-            </w:pPr>
-            <w:r>
-              <w:rPr>
-                <w:rFonts w:ascii="Times New Roman" w:hAnsi="Times New Roman" w:eastAsia="Times New Roman" w:cs="Times New Roman"/>
-                <w:i w:val="false"/>
-                <w:b w:val="false"/>
-                <w:u w:val="none"/>
-                <w:strike w:val="false"/>
-                <w:sz w:val="18"/>
-                <w:szCs w:val="18"/>
-                <w:color w:val="000000"/>
-              </w:rPr>
-              <w:t xml:space="preserve">7 (10.1%)</w:t>
-            </w:r>
-          </w:p>
-        </w:tc>
-        <w:tc>
-          <w:tcPr>
-            <w:tcBorders>
-              <w:bottom w:val="none" w:sz="0" w:space="0" w:color="000000"/>
-              <w:top w:val="none" w:sz="0" w:space="0" w:color="000000"/>
-              <w:left w:val="none" w:sz="0" w:space="0" w:color="000000"/>
-              <w:right w:val="none" w:sz="0" w:space="0" w:color="000000"/>
-            </w:tcBorders>
-            <w:shd w:val="clear" w:color="auto" w:fill="FFFFFF"/>
-            <w:tcMar>
-              <w:top w:w="0" w:type="dxa"/>
-              <w:bottom w:w="0" w:type="dxa"/>
-              <w:left w:w="0" w:type="dxa"/>
-              <w:right w:w="0" w:type="dxa"/>
-            </w:tcMar>
-            <w:vAlign w:val="top"/>
-          </w:tcPr>
-          <w:p>
-            <w:pPr>
-              <w:pStyle w:val="Normal"/>
-              <w:jc w:val="center"/>
-              <w:pBdr>
-                <w:bottom w:val="none" w:sz="0" w:space="0" w:color="000000"/>
-                <w:top w:val="none" w:sz="0" w:space="0" w:color="000000"/>
-                <w:left w:val="none" w:sz="0" w:space="0" w:color="000000"/>
-                <w:right w:val="none" w:sz="0" w:space="0" w:color="000000"/>
-              </w:pBdr>
-              <w:spacing w:after="100" w:before="100" w:line="240"/>
-              <w:ind w:left="100" w:right="100" w:firstLine="0" w:firstLineChars="0"/>
-              <w:rPr>
-                <w:rFonts w:ascii="Times New Roman" w:hAnsi="Times New Roman" w:eastAsia="Times New Roman" w:cs="Times New Roman"/>
-                <w:i w:val="false"/>
-                <w:b w:val="false"/>
-                <w:u w:val="none"/>
-                <w:strike w:val="false"/>
-                <w:sz w:val="18"/>
-                <w:szCs w:val="18"/>
-                <w:color w:val="000000"/>
-              </w:rPr>
-            </w:pPr>
-            <w:r>
-              <w:rPr>
-                <w:rFonts w:ascii="Times New Roman" w:hAnsi="Times New Roman" w:eastAsia="Times New Roman" w:cs="Times New Roman"/>
-                <w:i w:val="false"/>
-                <w:b w:val="false"/>
-                <w:u w:val="none"/>
-                <w:strike w:val="false"/>
-                <w:sz w:val="18"/>
-                <w:szCs w:val="18"/>
-                <w:color w:val="000000"/>
-              </w:rPr>
-              <w:t xml:space="preserve">1 (1.4%)</w:t>
-            </w:r>
-          </w:p>
-        </w:tc>
-        <w:tc>
-          <w:tcPr>
-            <w:tcBorders>
-              <w:bottom w:val="none" w:sz="0" w:space="0" w:color="000000"/>
-              <w:top w:val="none" w:sz="0" w:space="0" w:color="000000"/>
-              <w:left w:val="none" w:sz="0" w:space="0" w:color="000000"/>
-              <w:right w:val="none" w:sz="0" w:space="0" w:color="000000"/>
-            </w:tcBorders>
-            <w:shd w:val="clear" w:color="auto" w:fill="FFFFFF"/>
-            <w:tcMar>
-              <w:top w:w="0" w:type="dxa"/>
-              <w:bottom w:w="0" w:type="dxa"/>
-              <w:left w:w="0" w:type="dxa"/>
-              <w:right w:w="0" w:type="dxa"/>
-            </w:tcMar>
-            <w:vAlign w:val="top"/>
-          </w:tcPr>
-          <w:p>
-            <w:pPr>
-              <w:pStyle w:val="Normal"/>
-              <w:jc w:val="center"/>
-              <w:pBdr>
-                <w:bottom w:val="none" w:sz="0" w:space="0" w:color="000000"/>
-                <w:top w:val="none" w:sz="0" w:space="0" w:color="000000"/>
-                <w:left w:val="none" w:sz="0" w:space="0" w:color="000000"/>
-                <w:right w:val="none" w:sz="0" w:space="0" w:color="000000"/>
-              </w:pBdr>
-              <w:spacing w:after="100" w:before="100" w:line="240"/>
-              <w:ind w:left="100" w:right="100" w:firstLine="0" w:firstLineChars="0"/>
-              <w:rPr>
-                <w:rFonts w:ascii="Times New Roman" w:hAnsi="Times New Roman" w:eastAsia="Times New Roman" w:cs="Times New Roman"/>
-                <w:i w:val="false"/>
-                <w:b w:val="false"/>
-                <w:u w:val="none"/>
-                <w:strike w:val="false"/>
-                <w:sz w:val="18"/>
-                <w:szCs w:val="18"/>
-                <w:color w:val="000000"/>
-              </w:rPr>
-            </w:pPr>
-            <w:r>
-              <w:rPr>
-                <w:rFonts w:ascii="Times New Roman" w:hAnsi="Times New Roman" w:eastAsia="Times New Roman" w:cs="Times New Roman"/>
-                <w:i w:val="false"/>
-                <w:b w:val="false"/>
-                <w:u w:val="none"/>
-                <w:strike w:val="false"/>
-                <w:sz w:val="18"/>
-                <w:szCs w:val="18"/>
-                <w:color w:val="000000"/>
-              </w:rPr>
-              <w:t xml:space="preserve"/>
-            </w:r>
-          </w:p>
-        </w:tc>
-      </w:tr>
-      <w:tr>
-        <w:trPr>
-          <w:trHeight w:val="560" w:hRule="auto"/>
-        </w:trPr>
-        <w:tc>
-          <w:tcPr>
-            <w:tcBorders>
-              <w:bottom w:val="none" w:sz="0" w:space="0" w:color="000000"/>
-              <w:top w:val="none" w:sz="0" w:space="0" w:color="000000"/>
-              <w:left w:val="none" w:sz="0" w:space="0" w:color="000000"/>
-              <w:right w:val="none" w:sz="0" w:space="0" w:color="000000"/>
-            </w:tcBorders>
-            <w:shd w:val="clear" w:color="auto" w:fill="FFFFFF"/>
-            <w:tcMar>
-              <w:top w:w="0" w:type="dxa"/>
-              <w:bottom w:w="0" w:type="dxa"/>
-              <w:left w:w="0" w:type="dxa"/>
-              <w:right w:w="0" w:type="dxa"/>
-            </w:tcMar>
-            <w:vAlign w:val="top"/>
-          </w:tcPr>
-          <w:p>
-            <w:pPr>
-              <w:pStyle w:val="Normal"/>
-              <w:jc w:val="left"/>
-              <w:pBdr>
-                <w:bottom w:val="none" w:sz="0" w:space="0" w:color="000000"/>
-                <w:top w:val="none" w:sz="0" w:space="0" w:color="000000"/>
-                <w:left w:val="none" w:sz="0" w:space="0" w:color="000000"/>
-                <w:right w:val="none" w:sz="0" w:space="0" w:color="000000"/>
-              </w:pBdr>
-              <w:spacing w:after="100" w:before="100" w:line="240"/>
-              <w:ind w:left="300" w:right="100" w:firstLine="0" w:firstLineChars="0"/>
-              <w:rPr>
-                <w:rFonts w:ascii="Times New Roman" w:hAnsi="Times New Roman" w:eastAsia="Times New Roman" w:cs="Times New Roman"/>
-                <w:i w:val="false"/>
-                <w:b w:val="false"/>
-                <w:u w:val="none"/>
-                <w:strike w:val="false"/>
-                <w:sz w:val="18"/>
-                <w:szCs w:val="18"/>
-                <w:color w:val="000000"/>
-              </w:rPr>
-            </w:pPr>
-            <w:r>
-              <w:rPr>
-                <w:rFonts w:ascii="Times New Roman" w:hAnsi="Times New Roman" w:eastAsia="Times New Roman" w:cs="Times New Roman"/>
-                <w:i w:val="false"/>
-                <w:b w:val="false"/>
-                <w:u w:val="none"/>
-                <w:strike w:val="false"/>
-                <w:sz w:val="18"/>
-                <w:szCs w:val="18"/>
-                <w:color w:val="000000"/>
-              </w:rPr>
-              <w:t xml:space="preserve">Missing</w:t>
-            </w:r>
-          </w:p>
-        </w:tc>
-        <w:tc>
-          <w:tcPr>
-            <w:tcBorders>
-              <w:bottom w:val="none" w:sz="0" w:space="0" w:color="000000"/>
-              <w:top w:val="none" w:sz="0" w:space="0" w:color="000000"/>
-              <w:left w:val="none" w:sz="0" w:space="0" w:color="000000"/>
-              <w:right w:val="none" w:sz="0" w:space="0" w:color="000000"/>
-            </w:tcBorders>
-            <w:shd w:val="clear" w:color="auto" w:fill="FFFFFF"/>
-            <w:tcMar>
-              <w:top w:w="0" w:type="dxa"/>
-              <w:bottom w:w="0" w:type="dxa"/>
-              <w:left w:w="0" w:type="dxa"/>
-              <w:right w:w="0" w:type="dxa"/>
-            </w:tcMar>
-            <w:vAlign w:val="top"/>
-          </w:tcPr>
-          <w:p>
-            <w:pPr>
-              <w:pStyle w:val="Normal"/>
-              <w:jc w:val="center"/>
-              <w:pBdr>
-                <w:bottom w:val="none" w:sz="0" w:space="0" w:color="000000"/>
-                <w:top w:val="none" w:sz="0" w:space="0" w:color="000000"/>
-                <w:left w:val="none" w:sz="0" w:space="0" w:color="000000"/>
-                <w:right w:val="none" w:sz="0" w:space="0" w:color="000000"/>
-              </w:pBdr>
-              <w:spacing w:after="100" w:before="100" w:line="240"/>
-              <w:ind w:left="100" w:right="100" w:firstLine="0" w:firstLineChars="0"/>
-              <w:rPr>
-                <w:rFonts w:ascii="Times New Roman" w:hAnsi="Times New Roman" w:eastAsia="Times New Roman" w:cs="Times New Roman"/>
-                <w:i w:val="false"/>
-                <w:b w:val="false"/>
-                <w:u w:val="none"/>
-                <w:strike w:val="false"/>
-                <w:sz w:val="18"/>
-                <w:szCs w:val="18"/>
-                <w:color w:val="000000"/>
-              </w:rPr>
-            </w:pPr>
-            <w:r>
-              <w:rPr>
-                <w:rFonts w:ascii="Times New Roman" w:hAnsi="Times New Roman" w:eastAsia="Times New Roman" w:cs="Times New Roman"/>
-                <w:i w:val="false"/>
-                <w:b w:val="false"/>
-                <w:u w:val="none"/>
-                <w:strike w:val="false"/>
-                <w:sz w:val="18"/>
-                <w:szCs w:val="18"/>
-                <w:color w:val="000000"/>
-              </w:rPr>
-              <w:t xml:space="preserve">19</w:t>
-            </w:r>
-          </w:p>
-        </w:tc>
-        <w:tc>
-          <w:tcPr>
-            <w:tcBorders>
-              <w:bottom w:val="none" w:sz="0" w:space="0" w:color="000000"/>
-              <w:top w:val="none" w:sz="0" w:space="0" w:color="000000"/>
-              <w:left w:val="none" w:sz="0" w:space="0" w:color="000000"/>
-              <w:right w:val="none" w:sz="0" w:space="0" w:color="000000"/>
-            </w:tcBorders>
-            <w:shd w:val="clear" w:color="auto" w:fill="FFFFFF"/>
-            <w:tcMar>
-              <w:top w:w="0" w:type="dxa"/>
-              <w:bottom w:w="0" w:type="dxa"/>
-              <w:left w:w="0" w:type="dxa"/>
-              <w:right w:w="0" w:type="dxa"/>
-            </w:tcMar>
-            <w:vAlign w:val="top"/>
-          </w:tcPr>
-          <w:p>
-            <w:pPr>
-              <w:pStyle w:val="Normal"/>
-              <w:jc w:val="center"/>
-              <w:pBdr>
-                <w:bottom w:val="none" w:sz="0" w:space="0" w:color="000000"/>
-                <w:top w:val="none" w:sz="0" w:space="0" w:color="000000"/>
-                <w:left w:val="none" w:sz="0" w:space="0" w:color="000000"/>
-                <w:right w:val="none" w:sz="0" w:space="0" w:color="000000"/>
-              </w:pBdr>
-              <w:spacing w:after="100" w:before="100" w:line="240"/>
-              <w:ind w:left="100" w:right="100" w:firstLine="0" w:firstLineChars="0"/>
-              <w:rPr>
-                <w:rFonts w:ascii="Times New Roman" w:hAnsi="Times New Roman" w:eastAsia="Times New Roman" w:cs="Times New Roman"/>
-                <w:i w:val="false"/>
-                <w:b w:val="false"/>
-                <w:u w:val="none"/>
-                <w:strike w:val="false"/>
-                <w:sz w:val="18"/>
-                <w:szCs w:val="18"/>
-                <w:color w:val="000000"/>
-              </w:rPr>
-            </w:pPr>
-            <w:r>
-              <w:rPr>
-                <w:rFonts w:ascii="Times New Roman" w:hAnsi="Times New Roman" w:eastAsia="Times New Roman" w:cs="Times New Roman"/>
-                <w:i w:val="false"/>
-                <w:b w:val="false"/>
-                <w:u w:val="none"/>
-                <w:strike w:val="false"/>
-                <w:sz w:val="18"/>
-                <w:szCs w:val="18"/>
-                <w:color w:val="000000"/>
-              </w:rPr>
-              <w:t xml:space="preserve">10</w:t>
-            </w:r>
-          </w:p>
-        </w:tc>
-        <w:tc>
-          <w:tcPr>
-            <w:tcBorders>
-              <w:bottom w:val="none" w:sz="0" w:space="0" w:color="000000"/>
-              <w:top w:val="none" w:sz="0" w:space="0" w:color="000000"/>
-              <w:left w:val="none" w:sz="0" w:space="0" w:color="000000"/>
-              <w:right w:val="none" w:sz="0" w:space="0" w:color="000000"/>
-            </w:tcBorders>
-            <w:shd w:val="clear" w:color="auto" w:fill="FFFFFF"/>
-            <w:tcMar>
-              <w:top w:w="0" w:type="dxa"/>
-              <w:bottom w:w="0" w:type="dxa"/>
-              <w:left w:w="0" w:type="dxa"/>
-              <w:right w:w="0" w:type="dxa"/>
-            </w:tcMar>
-            <w:vAlign w:val="top"/>
-          </w:tcPr>
-          <w:p>
-            <w:pPr>
-              <w:pStyle w:val="Normal"/>
-              <w:jc w:val="center"/>
-              <w:pBdr>
-                <w:bottom w:val="none" w:sz="0" w:space="0" w:color="000000"/>
-                <w:top w:val="none" w:sz="0" w:space="0" w:color="000000"/>
-                <w:left w:val="none" w:sz="0" w:space="0" w:color="000000"/>
-                <w:right w:val="none" w:sz="0" w:space="0" w:color="000000"/>
-              </w:pBdr>
-              <w:spacing w:after="100" w:before="100" w:line="240"/>
-              <w:ind w:left="100" w:right="100" w:firstLine="0" w:firstLineChars="0"/>
-              <w:rPr>
-                <w:rFonts w:ascii="Times New Roman" w:hAnsi="Times New Roman" w:eastAsia="Times New Roman" w:cs="Times New Roman"/>
-                <w:i w:val="false"/>
-                <w:b w:val="false"/>
-                <w:u w:val="none"/>
-                <w:strike w:val="false"/>
-                <w:sz w:val="18"/>
-                <w:szCs w:val="18"/>
-                <w:color w:val="000000"/>
-              </w:rPr>
-            </w:pPr>
-            <w:r>
-              <w:rPr>
-                <w:rFonts w:ascii="Times New Roman" w:hAnsi="Times New Roman" w:eastAsia="Times New Roman" w:cs="Times New Roman"/>
-                <w:i w:val="false"/>
-                <w:b w:val="false"/>
-                <w:u w:val="none"/>
-                <w:strike w:val="false"/>
-                <w:sz w:val="18"/>
-                <w:szCs w:val="18"/>
-                <w:color w:val="000000"/>
-              </w:rPr>
-              <w:t xml:space="preserve">9</w:t>
-            </w:r>
-          </w:p>
-        </w:tc>
-        <w:tc>
-          <w:tcPr>
-            <w:tcBorders>
-              <w:bottom w:val="none" w:sz="0" w:space="0" w:color="000000"/>
-              <w:top w:val="none" w:sz="0" w:space="0" w:color="000000"/>
-              <w:left w:val="none" w:sz="0" w:space="0" w:color="000000"/>
-              <w:right w:val="none" w:sz="0" w:space="0" w:color="000000"/>
-            </w:tcBorders>
-            <w:shd w:val="clear" w:color="auto" w:fill="FFFFFF"/>
-            <w:tcMar>
-              <w:top w:w="0" w:type="dxa"/>
-              <w:bottom w:w="0" w:type="dxa"/>
-              <w:left w:w="0" w:type="dxa"/>
-              <w:right w:w="0" w:type="dxa"/>
-            </w:tcMar>
-            <w:vAlign w:val="top"/>
-          </w:tcPr>
-          <w:p>
-            <w:pPr>
-              <w:pStyle w:val="Normal"/>
-              <w:jc w:val="center"/>
-              <w:pBdr>
-                <w:bottom w:val="none" w:sz="0" w:space="0" w:color="000000"/>
-                <w:top w:val="none" w:sz="0" w:space="0" w:color="000000"/>
-                <w:left w:val="none" w:sz="0" w:space="0" w:color="000000"/>
-                <w:right w:val="none" w:sz="0" w:space="0" w:color="000000"/>
-              </w:pBdr>
-              <w:spacing w:after="100" w:before="100" w:line="240"/>
-              <w:ind w:left="100" w:right="100" w:firstLine="0" w:firstLineChars="0"/>
-              <w:rPr>
-                <w:rFonts w:ascii="Times New Roman" w:hAnsi="Times New Roman" w:eastAsia="Times New Roman" w:cs="Times New Roman"/>
-                <w:i w:val="false"/>
-                <w:b w:val="false"/>
-                <w:u w:val="none"/>
-                <w:strike w:val="false"/>
-                <w:sz w:val="18"/>
-                <w:szCs w:val="18"/>
-                <w:color w:val="000000"/>
-              </w:rPr>
-            </w:pPr>
-            <w:r>
-              <w:rPr>
-                <w:rFonts w:ascii="Times New Roman" w:hAnsi="Times New Roman" w:eastAsia="Times New Roman" w:cs="Times New Roman"/>
-                <w:i w:val="false"/>
-                <w:b w:val="false"/>
-                <w:u w:val="none"/>
-                <w:strike w:val="false"/>
-                <w:sz w:val="18"/>
-                <w:szCs w:val="18"/>
-                <w:color w:val="000000"/>
-              </w:rPr>
-              <w:t xml:space="preserve"/>
-            </w:r>
-          </w:p>
-        </w:tc>
-      </w:tr>
-      <w:tr>
-        <w:trPr>
-          <w:trHeight w:val="560" w:hRule="auto"/>
-        </w:trPr>
-        <w:tc>
-          <w:tcPr>
-            <w:tcBorders>
-              <w:bottom w:val="none" w:sz="0" w:space="0" w:color="000000"/>
-              <w:top w:val="none" w:sz="0" w:space="0" w:color="000000"/>
-              <w:left w:val="none" w:sz="0" w:space="0" w:color="000000"/>
-              <w:right w:val="none" w:sz="0" w:space="0" w:color="000000"/>
-            </w:tcBorders>
-            <w:shd w:val="clear" w:color="auto" w:fill="FFFFFF"/>
-            <w:tcMar>
-              <w:top w:w="0" w:type="dxa"/>
-              <w:bottom w:w="0" w:type="dxa"/>
-              <w:left w:w="0" w:type="dxa"/>
-              <w:right w:w="0" w:type="dxa"/>
-            </w:tcMar>
-            <w:vAlign w:val="top"/>
-          </w:tcPr>
-          <w:p>
-            <w:pPr>
-              <w:pStyle w:val="Normal"/>
-              <w:jc w:val="left"/>
-              <w:pBdr>
-                <w:bottom w:val="none" w:sz="0" w:space="0" w:color="000000"/>
-                <w:top w:val="none" w:sz="0" w:space="0" w:color="000000"/>
-                <w:left w:val="none" w:sz="0" w:space="0" w:color="000000"/>
-                <w:right w:val="none" w:sz="0" w:space="0" w:color="000000"/>
-              </w:pBdr>
-              <w:spacing w:after="100" w:before="100" w:line="240"/>
-              <w:ind w:left="100" w:right="100" w:firstLine="0" w:firstLineChars="0"/>
-              <w:rPr>
-                <w:rFonts w:ascii="Times New Roman" w:hAnsi="Times New Roman" w:eastAsia="Times New Roman" w:cs="Times New Roman"/>
-                <w:i w:val="false"/>
-                <w:b w:val="true"/>
-                <w:u w:val="none"/>
-                <w:strike w:val="false"/>
-                <w:sz w:val="18"/>
-                <w:szCs w:val="18"/>
-                <w:color w:val="000000"/>
-              </w:rPr>
-            </w:pPr>
-            <w:r>
-              <w:rPr>
-                <w:rFonts w:ascii="Times New Roman" w:hAnsi="Times New Roman" w:eastAsia="Times New Roman" w:cs="Times New Roman"/>
-                <w:i w:val="false"/>
-                <w:b w:val="true"/>
-                <w:u w:val="none"/>
-                <w:strike w:val="false"/>
-                <w:sz w:val="18"/>
-                <w:szCs w:val="18"/>
-                <w:color w:val="000000"/>
-              </w:rPr>
-              <w:t xml:space="preserve">MMR IHC performed</w:t>
-            </w:r>
-          </w:p>
-        </w:tc>
-        <w:tc>
-          <w:tcPr>
-            <w:tcBorders>
-              <w:bottom w:val="none" w:sz="0" w:space="0" w:color="000000"/>
-              <w:top w:val="none" w:sz="0" w:space="0" w:color="000000"/>
-              <w:left w:val="none" w:sz="0" w:space="0" w:color="000000"/>
-              <w:right w:val="none" w:sz="0" w:space="0" w:color="000000"/>
-            </w:tcBorders>
-            <w:shd w:val="clear" w:color="auto" w:fill="FFFFFF"/>
-            <w:tcMar>
-              <w:top w:w="0" w:type="dxa"/>
-              <w:bottom w:w="0" w:type="dxa"/>
-              <w:left w:w="0" w:type="dxa"/>
-              <w:right w:w="0" w:type="dxa"/>
-            </w:tcMar>
-            <w:vAlign w:val="top"/>
-          </w:tcPr>
-          <w:p>
-            <w:pPr>
-              <w:pStyle w:val="Normal"/>
-              <w:jc w:val="center"/>
-              <w:pBdr>
-                <w:bottom w:val="none" w:sz="0" w:space="0" w:color="000000"/>
-                <w:top w:val="none" w:sz="0" w:space="0" w:color="000000"/>
-                <w:left w:val="none" w:sz="0" w:space="0" w:color="000000"/>
-                <w:right w:val="none" w:sz="0" w:space="0" w:color="000000"/>
-              </w:pBdr>
-              <w:spacing w:after="100" w:before="100" w:line="240"/>
-              <w:ind w:left="100" w:right="100" w:firstLine="0" w:firstLineChars="0"/>
-              <w:rPr>
-                <w:rFonts w:ascii="Times New Roman" w:hAnsi="Times New Roman" w:eastAsia="Times New Roman" w:cs="Times New Roman"/>
-                <w:i w:val="false"/>
-                <w:b w:val="false"/>
-                <w:u w:val="none"/>
-                <w:strike w:val="false"/>
-                <w:sz w:val="18"/>
-                <w:szCs w:val="18"/>
-                <w:color w:val="000000"/>
-              </w:rPr>
-            </w:pPr>
-            <w:r>
-              <w:rPr>
-                <w:rFonts w:ascii="Times New Roman" w:hAnsi="Times New Roman" w:eastAsia="Times New Roman" w:cs="Times New Roman"/>
-                <w:i w:val="false"/>
-                <w:b w:val="false"/>
-                <w:u w:val="none"/>
-                <w:strike w:val="false"/>
-                <w:sz w:val="18"/>
-                <w:szCs w:val="18"/>
-                <w:color w:val="000000"/>
-              </w:rPr>
-              <w:t xml:space="preserve"/>
-            </w:r>
-          </w:p>
-        </w:tc>
-        <w:tc>
-          <w:tcPr>
-            <w:tcBorders>
-              <w:bottom w:val="none" w:sz="0" w:space="0" w:color="000000"/>
-              <w:top w:val="none" w:sz="0" w:space="0" w:color="000000"/>
-              <w:left w:val="none" w:sz="0" w:space="0" w:color="000000"/>
-              <w:right w:val="none" w:sz="0" w:space="0" w:color="000000"/>
-            </w:tcBorders>
-            <w:shd w:val="clear" w:color="auto" w:fill="FFFFFF"/>
-            <w:tcMar>
-              <w:top w:w="0" w:type="dxa"/>
-              <w:bottom w:w="0" w:type="dxa"/>
-              <w:left w:w="0" w:type="dxa"/>
-              <w:right w:w="0" w:type="dxa"/>
-            </w:tcMar>
-            <w:vAlign w:val="top"/>
-          </w:tcPr>
-          <w:p>
-            <w:pPr>
-              <w:pStyle w:val="Normal"/>
-              <w:jc w:val="center"/>
-              <w:pBdr>
-                <w:bottom w:val="none" w:sz="0" w:space="0" w:color="000000"/>
-                <w:top w:val="none" w:sz="0" w:space="0" w:color="000000"/>
-                <w:left w:val="none" w:sz="0" w:space="0" w:color="000000"/>
-                <w:right w:val="none" w:sz="0" w:space="0" w:color="000000"/>
-              </w:pBdr>
-              <w:spacing w:after="100" w:before="100" w:line="240"/>
-              <w:ind w:left="100" w:right="100" w:firstLine="0" w:firstLineChars="0"/>
-              <w:rPr>
-                <w:rFonts w:ascii="Times New Roman" w:hAnsi="Times New Roman" w:eastAsia="Times New Roman" w:cs="Times New Roman"/>
-                <w:i w:val="false"/>
-                <w:b w:val="false"/>
-                <w:u w:val="none"/>
-                <w:strike w:val="false"/>
-                <w:sz w:val="18"/>
-                <w:szCs w:val="18"/>
-                <w:color w:val="000000"/>
-              </w:rPr>
-            </w:pPr>
-            <w:r>
-              <w:rPr>
-                <w:rFonts w:ascii="Times New Roman" w:hAnsi="Times New Roman" w:eastAsia="Times New Roman" w:cs="Times New Roman"/>
-                <w:i w:val="false"/>
-                <w:b w:val="false"/>
-                <w:u w:val="none"/>
-                <w:strike w:val="false"/>
-                <w:sz w:val="18"/>
-                <w:szCs w:val="18"/>
-                <w:color w:val="000000"/>
-              </w:rPr>
-              <w:t xml:space="preserve"/>
-            </w:r>
-          </w:p>
-        </w:tc>
-        <w:tc>
-          <w:tcPr>
-            <w:tcBorders>
-              <w:bottom w:val="none" w:sz="0" w:space="0" w:color="000000"/>
-              <w:top w:val="none" w:sz="0" w:space="0" w:color="000000"/>
-              <w:left w:val="none" w:sz="0" w:space="0" w:color="000000"/>
-              <w:right w:val="none" w:sz="0" w:space="0" w:color="000000"/>
-            </w:tcBorders>
-            <w:shd w:val="clear" w:color="auto" w:fill="FFFFFF"/>
-            <w:tcMar>
-              <w:top w:w="0" w:type="dxa"/>
-              <w:bottom w:w="0" w:type="dxa"/>
-              <w:left w:w="0" w:type="dxa"/>
-              <w:right w:w="0" w:type="dxa"/>
-            </w:tcMar>
-            <w:vAlign w:val="top"/>
-          </w:tcPr>
-          <w:p>
-            <w:pPr>
-              <w:pStyle w:val="Normal"/>
-              <w:jc w:val="center"/>
-              <w:pBdr>
-                <w:bottom w:val="none" w:sz="0" w:space="0" w:color="000000"/>
-                <w:top w:val="none" w:sz="0" w:space="0" w:color="000000"/>
-                <w:left w:val="none" w:sz="0" w:space="0" w:color="000000"/>
-                <w:right w:val="none" w:sz="0" w:space="0" w:color="000000"/>
-              </w:pBdr>
-              <w:spacing w:after="100" w:before="100" w:line="240"/>
-              <w:ind w:left="100" w:right="100" w:firstLine="0" w:firstLineChars="0"/>
-              <w:rPr>
-                <w:rFonts w:ascii="Times New Roman" w:hAnsi="Times New Roman" w:eastAsia="Times New Roman" w:cs="Times New Roman"/>
-                <w:i w:val="false"/>
-                <w:b w:val="false"/>
-                <w:u w:val="none"/>
-                <w:strike w:val="false"/>
-                <w:sz w:val="18"/>
-                <w:szCs w:val="18"/>
-                <w:color w:val="000000"/>
-              </w:rPr>
-            </w:pPr>
-            <w:r>
-              <w:rPr>
-                <w:rFonts w:ascii="Times New Roman" w:hAnsi="Times New Roman" w:eastAsia="Times New Roman" w:cs="Times New Roman"/>
-                <w:i w:val="false"/>
-                <w:b w:val="false"/>
-                <w:u w:val="none"/>
-                <w:strike w:val="false"/>
-                <w:sz w:val="18"/>
-                <w:szCs w:val="18"/>
-                <w:color w:val="000000"/>
-              </w:rPr>
-              <w:t xml:space="preserve"/>
-            </w:r>
-          </w:p>
-        </w:tc>
-        <w:tc>
-          <w:tcPr>
-            <w:tcBorders>
-              <w:bottom w:val="none" w:sz="0" w:space="0" w:color="000000"/>
-              <w:top w:val="none" w:sz="0" w:space="0" w:color="000000"/>
-              <w:left w:val="none" w:sz="0" w:space="0" w:color="000000"/>
-              <w:right w:val="none" w:sz="0" w:space="0" w:color="000000"/>
-            </w:tcBorders>
-            <w:shd w:val="clear" w:color="auto" w:fill="FFFFFF"/>
-            <w:tcMar>
-              <w:top w:w="0" w:type="dxa"/>
-              <w:bottom w:w="0" w:type="dxa"/>
-              <w:left w:w="0" w:type="dxa"/>
-              <w:right w:w="0" w:type="dxa"/>
-            </w:tcMar>
-            <w:vAlign w:val="top"/>
-          </w:tcPr>
-          <w:p>
-            <w:pPr>
-              <w:pStyle w:val="Normal"/>
-              <w:jc w:val="center"/>
-              <w:pBdr>
-                <w:bottom w:val="none" w:sz="0" w:space="0" w:color="000000"/>
-                <w:top w:val="none" w:sz="0" w:space="0" w:color="000000"/>
-                <w:left w:val="none" w:sz="0" w:space="0" w:color="000000"/>
-                <w:right w:val="none" w:sz="0" w:space="0" w:color="000000"/>
-              </w:pBdr>
-              <w:spacing w:after="100" w:before="100" w:line="240"/>
-              <w:ind w:left="100" w:right="100" w:firstLine="0" w:firstLineChars="0"/>
-              <w:rPr>
-                <w:rFonts w:ascii="Times New Roman" w:hAnsi="Times New Roman" w:eastAsia="Times New Roman" w:cs="Times New Roman"/>
-                <w:i w:val="false"/>
-                <w:b w:val="false"/>
-                <w:u w:val="none"/>
-                <w:strike w:val="false"/>
-                <w:sz w:val="18"/>
-                <w:szCs w:val="18"/>
-                <w:color w:val="000000"/>
-              </w:rPr>
-            </w:pPr>
-            <w:r>
-              <w:rPr>
-                <w:rFonts w:ascii="Times New Roman" w:hAnsi="Times New Roman" w:eastAsia="Times New Roman" w:cs="Times New Roman"/>
-                <w:i w:val="false"/>
-                <w:b w:val="false"/>
-                <w:u w:val="none"/>
-                <w:strike w:val="false"/>
-                <w:sz w:val="18"/>
-                <w:szCs w:val="18"/>
-                <w:color w:val="000000"/>
-              </w:rPr>
-              <w:t xml:space="preserve">&gt;0.999</w:t>
-            </w:r>
-          </w:p>
-        </w:tc>
-      </w:tr>
-      <w:tr>
-        <w:trPr>
-          <w:trHeight w:val="560" w:hRule="auto"/>
-        </w:trPr>
-        <w:tc>
-          <w:tcPr>
-            <w:tcBorders>
-              <w:bottom w:val="none" w:sz="0" w:space="0" w:color="000000"/>
-              <w:top w:val="none" w:sz="0" w:space="0" w:color="000000"/>
-              <w:left w:val="none" w:sz="0" w:space="0" w:color="000000"/>
-              <w:right w:val="none" w:sz="0" w:space="0" w:color="000000"/>
-            </w:tcBorders>
-            <w:shd w:val="clear" w:color="auto" w:fill="FFFFFF"/>
-            <w:tcMar>
-              <w:top w:w="0" w:type="dxa"/>
-              <w:bottom w:w="0" w:type="dxa"/>
-              <w:left w:w="0" w:type="dxa"/>
-              <w:right w:w="0" w:type="dxa"/>
-            </w:tcMar>
-            <w:vAlign w:val="top"/>
-          </w:tcPr>
-          <w:p>
-            <w:pPr>
-              <w:pStyle w:val="Normal"/>
-              <w:jc w:val="left"/>
-              <w:pBdr>
-                <w:bottom w:val="none" w:sz="0" w:space="0" w:color="000000"/>
-                <w:top w:val="none" w:sz="0" w:space="0" w:color="000000"/>
-                <w:left w:val="none" w:sz="0" w:space="0" w:color="000000"/>
-                <w:right w:val="none" w:sz="0" w:space="0" w:color="000000"/>
-              </w:pBdr>
-              <w:spacing w:after="100" w:before="100" w:line="240"/>
-              <w:ind w:left="300" w:right="100" w:firstLine="0" w:firstLineChars="0"/>
-              <w:rPr>
-                <w:rFonts w:ascii="Times New Roman" w:hAnsi="Times New Roman" w:eastAsia="Times New Roman" w:cs="Times New Roman"/>
-                <w:i w:val="false"/>
-                <w:b w:val="false"/>
-                <w:u w:val="none"/>
-                <w:strike w:val="false"/>
-                <w:sz w:val="18"/>
-                <w:szCs w:val="18"/>
-                <w:color w:val="000000"/>
-              </w:rPr>
-            </w:pPr>
-            <w:r>
-              <w:rPr>
-                <w:rFonts w:ascii="Times New Roman" w:hAnsi="Times New Roman" w:eastAsia="Times New Roman" w:cs="Times New Roman"/>
-                <w:i w:val="false"/>
-                <w:b w:val="false"/>
-                <w:u w:val="none"/>
-                <w:strike w:val="false"/>
-                <w:sz w:val="18"/>
-                <w:szCs w:val="18"/>
-                <w:color w:val="000000"/>
-              </w:rPr>
-              <w:t xml:space="preserve">No</w:t>
-            </w:r>
-          </w:p>
-        </w:tc>
-        <w:tc>
-          <w:tcPr>
-            <w:tcBorders>
-              <w:bottom w:val="none" w:sz="0" w:space="0" w:color="000000"/>
-              <w:top w:val="none" w:sz="0" w:space="0" w:color="000000"/>
-              <w:left w:val="none" w:sz="0" w:space="0" w:color="000000"/>
-              <w:right w:val="none" w:sz="0" w:space="0" w:color="000000"/>
-            </w:tcBorders>
-            <w:shd w:val="clear" w:color="auto" w:fill="FFFFFF"/>
-            <w:tcMar>
-              <w:top w:w="0" w:type="dxa"/>
-              <w:bottom w:w="0" w:type="dxa"/>
-              <w:left w:w="0" w:type="dxa"/>
-              <w:right w:w="0" w:type="dxa"/>
-            </w:tcMar>
-            <w:vAlign w:val="top"/>
-          </w:tcPr>
-          <w:p>
-            <w:pPr>
-              <w:pStyle w:val="Normal"/>
-              <w:jc w:val="center"/>
-              <w:pBdr>
-                <w:bottom w:val="none" w:sz="0" w:space="0" w:color="000000"/>
-                <w:top w:val="none" w:sz="0" w:space="0" w:color="000000"/>
-                <w:left w:val="none" w:sz="0" w:space="0" w:color="000000"/>
-                <w:right w:val="none" w:sz="0" w:space="0" w:color="000000"/>
-              </w:pBdr>
-              <w:spacing w:after="100" w:before="100" w:line="240"/>
-              <w:ind w:left="100" w:right="100" w:firstLine="0" w:firstLineChars="0"/>
-              <w:rPr>
-                <w:rFonts w:ascii="Times New Roman" w:hAnsi="Times New Roman" w:eastAsia="Times New Roman" w:cs="Times New Roman"/>
-                <w:i w:val="false"/>
-                <w:b w:val="false"/>
-                <w:u w:val="none"/>
-                <w:strike w:val="false"/>
-                <w:sz w:val="18"/>
-                <w:szCs w:val="18"/>
-                <w:color w:val="000000"/>
-              </w:rPr>
-            </w:pPr>
-            <w:r>
-              <w:rPr>
-                <w:rFonts w:ascii="Times New Roman" w:hAnsi="Times New Roman" w:eastAsia="Times New Roman" w:cs="Times New Roman"/>
-                <w:i w:val="false"/>
-                <w:b w:val="false"/>
-                <w:u w:val="none"/>
-                <w:strike w:val="false"/>
-                <w:sz w:val="18"/>
-                <w:szCs w:val="18"/>
-                <w:color w:val="000000"/>
-              </w:rPr>
-              <w:t xml:space="preserve">116 (93.5%)</w:t>
-            </w:r>
-          </w:p>
-        </w:tc>
-        <w:tc>
-          <w:tcPr>
-            <w:tcBorders>
-              <w:bottom w:val="none" w:sz="0" w:space="0" w:color="000000"/>
-              <w:top w:val="none" w:sz="0" w:space="0" w:color="000000"/>
-              <w:left w:val="none" w:sz="0" w:space="0" w:color="000000"/>
-              <w:right w:val="none" w:sz="0" w:space="0" w:color="000000"/>
-            </w:tcBorders>
-            <w:shd w:val="clear" w:color="auto" w:fill="FFFFFF"/>
-            <w:tcMar>
-              <w:top w:w="0" w:type="dxa"/>
-              <w:bottom w:w="0" w:type="dxa"/>
-              <w:left w:w="0" w:type="dxa"/>
-              <w:right w:w="0" w:type="dxa"/>
-            </w:tcMar>
-            <w:vAlign w:val="top"/>
-          </w:tcPr>
-          <w:p>
-            <w:pPr>
-              <w:pStyle w:val="Normal"/>
-              <w:jc w:val="center"/>
-              <w:pBdr>
-                <w:bottom w:val="none" w:sz="0" w:space="0" w:color="000000"/>
-                <w:top w:val="none" w:sz="0" w:space="0" w:color="000000"/>
-                <w:left w:val="none" w:sz="0" w:space="0" w:color="000000"/>
-                <w:right w:val="none" w:sz="0" w:space="0" w:color="000000"/>
-              </w:pBdr>
-              <w:spacing w:after="100" w:before="100" w:line="240"/>
-              <w:ind w:left="100" w:right="100" w:firstLine="0" w:firstLineChars="0"/>
-              <w:rPr>
-                <w:rFonts w:ascii="Times New Roman" w:hAnsi="Times New Roman" w:eastAsia="Times New Roman" w:cs="Times New Roman"/>
-                <w:i w:val="false"/>
-                <w:b w:val="false"/>
-                <w:u w:val="none"/>
-                <w:strike w:val="false"/>
-                <w:sz w:val="18"/>
-                <w:szCs w:val="18"/>
-                <w:color w:val="000000"/>
-              </w:rPr>
-            </w:pPr>
-            <w:r>
-              <w:rPr>
-                <w:rFonts w:ascii="Times New Roman" w:hAnsi="Times New Roman" w:eastAsia="Times New Roman" w:cs="Times New Roman"/>
-                <w:i w:val="false"/>
-                <w:b w:val="false"/>
-                <w:u w:val="none"/>
-                <w:strike w:val="false"/>
-                <w:sz w:val="18"/>
-                <w:szCs w:val="18"/>
-                <w:color w:val="000000"/>
-              </w:rPr>
-              <w:t xml:space="preserve">56 (93.3%)</w:t>
-            </w:r>
-          </w:p>
-        </w:tc>
-        <w:tc>
-          <w:tcPr>
-            <w:tcBorders>
-              <w:bottom w:val="none" w:sz="0" w:space="0" w:color="000000"/>
-              <w:top w:val="none" w:sz="0" w:space="0" w:color="000000"/>
-              <w:left w:val="none" w:sz="0" w:space="0" w:color="000000"/>
-              <w:right w:val="none" w:sz="0" w:space="0" w:color="000000"/>
-            </w:tcBorders>
-            <w:shd w:val="clear" w:color="auto" w:fill="FFFFFF"/>
-            <w:tcMar>
-              <w:top w:w="0" w:type="dxa"/>
-              <w:bottom w:w="0" w:type="dxa"/>
-              <w:left w:w="0" w:type="dxa"/>
-              <w:right w:w="0" w:type="dxa"/>
-            </w:tcMar>
-            <w:vAlign w:val="top"/>
-          </w:tcPr>
-          <w:p>
-            <w:pPr>
-              <w:pStyle w:val="Normal"/>
-              <w:jc w:val="center"/>
-              <w:pBdr>
-                <w:bottom w:val="none" w:sz="0" w:space="0" w:color="000000"/>
-                <w:top w:val="none" w:sz="0" w:space="0" w:color="000000"/>
-                <w:left w:val="none" w:sz="0" w:space="0" w:color="000000"/>
-                <w:right w:val="none" w:sz="0" w:space="0" w:color="000000"/>
-              </w:pBdr>
-              <w:spacing w:after="100" w:before="100" w:line="240"/>
-              <w:ind w:left="100" w:right="100" w:firstLine="0" w:firstLineChars="0"/>
-              <w:rPr>
-                <w:rFonts w:ascii="Times New Roman" w:hAnsi="Times New Roman" w:eastAsia="Times New Roman" w:cs="Times New Roman"/>
-                <w:i w:val="false"/>
-                <w:b w:val="false"/>
-                <w:u w:val="none"/>
-                <w:strike w:val="false"/>
-                <w:sz w:val="18"/>
-                <w:szCs w:val="18"/>
-                <w:color w:val="000000"/>
-              </w:rPr>
-            </w:pPr>
-            <w:r>
-              <w:rPr>
-                <w:rFonts w:ascii="Times New Roman" w:hAnsi="Times New Roman" w:eastAsia="Times New Roman" w:cs="Times New Roman"/>
-                <w:i w:val="false"/>
-                <w:b w:val="false"/>
-                <w:u w:val="none"/>
-                <w:strike w:val="false"/>
-                <w:sz w:val="18"/>
-                <w:szCs w:val="18"/>
-                <w:color w:val="000000"/>
-              </w:rPr>
-              <w:t xml:space="preserve">60 (93.8%)</w:t>
-            </w:r>
-          </w:p>
-        </w:tc>
-        <w:tc>
-          <w:tcPr>
-            <w:tcBorders>
-              <w:bottom w:val="none" w:sz="0" w:space="0" w:color="000000"/>
-              <w:top w:val="none" w:sz="0" w:space="0" w:color="000000"/>
-              <w:left w:val="none" w:sz="0" w:space="0" w:color="000000"/>
-              <w:right w:val="none" w:sz="0" w:space="0" w:color="000000"/>
-            </w:tcBorders>
-            <w:shd w:val="clear" w:color="auto" w:fill="FFFFFF"/>
-            <w:tcMar>
-              <w:top w:w="0" w:type="dxa"/>
-              <w:bottom w:w="0" w:type="dxa"/>
-              <w:left w:w="0" w:type="dxa"/>
-              <w:right w:w="0" w:type="dxa"/>
-            </w:tcMar>
-            <w:vAlign w:val="top"/>
-          </w:tcPr>
-          <w:p>
-            <w:pPr>
-              <w:pStyle w:val="Normal"/>
-              <w:jc w:val="center"/>
-              <w:pBdr>
-                <w:bottom w:val="none" w:sz="0" w:space="0" w:color="000000"/>
-                <w:top w:val="none" w:sz="0" w:space="0" w:color="000000"/>
-                <w:left w:val="none" w:sz="0" w:space="0" w:color="000000"/>
-                <w:right w:val="none" w:sz="0" w:space="0" w:color="000000"/>
-              </w:pBdr>
-              <w:spacing w:after="100" w:before="100" w:line="240"/>
-              <w:ind w:left="100" w:right="100" w:firstLine="0" w:firstLineChars="0"/>
-              <w:rPr>
-                <w:rFonts w:ascii="Times New Roman" w:hAnsi="Times New Roman" w:eastAsia="Times New Roman" w:cs="Times New Roman"/>
-                <w:i w:val="false"/>
-                <w:b w:val="false"/>
-                <w:u w:val="none"/>
-                <w:strike w:val="false"/>
-                <w:sz w:val="18"/>
-                <w:szCs w:val="18"/>
-                <w:color w:val="000000"/>
-              </w:rPr>
-            </w:pPr>
-            <w:r>
-              <w:rPr>
-                <w:rFonts w:ascii="Times New Roman" w:hAnsi="Times New Roman" w:eastAsia="Times New Roman" w:cs="Times New Roman"/>
-                <w:i w:val="false"/>
-                <w:b w:val="false"/>
-                <w:u w:val="none"/>
-                <w:strike w:val="false"/>
-                <w:sz w:val="18"/>
-                <w:szCs w:val="18"/>
-                <w:color w:val="000000"/>
-              </w:rPr>
-              <w:t xml:space="preserve"/>
-            </w:r>
-          </w:p>
-        </w:tc>
-      </w:tr>
-      <w:tr>
-        <w:trPr>
-          <w:trHeight w:val="560" w:hRule="auto"/>
-        </w:trPr>
-        <w:tc>
-          <w:tcPr>
-            <w:tcBorders>
-              <w:bottom w:val="none" w:sz="0" w:space="0" w:color="000000"/>
-              <w:top w:val="none" w:sz="0" w:space="0" w:color="000000"/>
-              <w:left w:val="none" w:sz="0" w:space="0" w:color="000000"/>
-              <w:right w:val="none" w:sz="0" w:space="0" w:color="000000"/>
-            </w:tcBorders>
-            <w:shd w:val="clear" w:color="auto" w:fill="FFFFFF"/>
-            <w:tcMar>
-              <w:top w:w="0" w:type="dxa"/>
-              <w:bottom w:w="0" w:type="dxa"/>
-              <w:left w:w="0" w:type="dxa"/>
-              <w:right w:w="0" w:type="dxa"/>
-            </w:tcMar>
-            <w:vAlign w:val="top"/>
-          </w:tcPr>
-          <w:p>
-            <w:pPr>
-              <w:pStyle w:val="Normal"/>
-              <w:jc w:val="left"/>
-              <w:pBdr>
-                <w:bottom w:val="none" w:sz="0" w:space="0" w:color="000000"/>
-                <w:top w:val="none" w:sz="0" w:space="0" w:color="000000"/>
-                <w:left w:val="none" w:sz="0" w:space="0" w:color="000000"/>
-                <w:right w:val="none" w:sz="0" w:space="0" w:color="000000"/>
-              </w:pBdr>
-              <w:spacing w:after="100" w:before="100" w:line="240"/>
-              <w:ind w:left="300" w:right="100" w:firstLine="0" w:firstLineChars="0"/>
-              <w:rPr>
-                <w:rFonts w:ascii="Times New Roman" w:hAnsi="Times New Roman" w:eastAsia="Times New Roman" w:cs="Times New Roman"/>
-                <w:i w:val="false"/>
-                <w:b w:val="false"/>
-                <w:u w:val="none"/>
-                <w:strike w:val="false"/>
-                <w:sz w:val="18"/>
-                <w:szCs w:val="18"/>
-                <w:color w:val="000000"/>
-              </w:rPr>
-            </w:pPr>
-            <w:r>
-              <w:rPr>
-                <w:rFonts w:ascii="Times New Roman" w:hAnsi="Times New Roman" w:eastAsia="Times New Roman" w:cs="Times New Roman"/>
-                <w:i w:val="false"/>
-                <w:b w:val="false"/>
-                <w:u w:val="none"/>
-                <w:strike w:val="false"/>
-                <w:sz w:val="18"/>
-                <w:szCs w:val="18"/>
-                <w:color w:val="000000"/>
-              </w:rPr>
-              <w:t xml:space="preserve">Yes</w:t>
-            </w:r>
-          </w:p>
-        </w:tc>
-        <w:tc>
-          <w:tcPr>
-            <w:tcBorders>
-              <w:bottom w:val="none" w:sz="0" w:space="0" w:color="000000"/>
-              <w:top w:val="none" w:sz="0" w:space="0" w:color="000000"/>
-              <w:left w:val="none" w:sz="0" w:space="0" w:color="000000"/>
-              <w:right w:val="none" w:sz="0" w:space="0" w:color="000000"/>
-            </w:tcBorders>
-            <w:shd w:val="clear" w:color="auto" w:fill="FFFFFF"/>
-            <w:tcMar>
-              <w:top w:w="0" w:type="dxa"/>
-              <w:bottom w:w="0" w:type="dxa"/>
-              <w:left w:w="0" w:type="dxa"/>
-              <w:right w:w="0" w:type="dxa"/>
-            </w:tcMar>
-            <w:vAlign w:val="top"/>
-          </w:tcPr>
-          <w:p>
-            <w:pPr>
-              <w:pStyle w:val="Normal"/>
-              <w:jc w:val="center"/>
-              <w:pBdr>
-                <w:bottom w:val="none" w:sz="0" w:space="0" w:color="000000"/>
-                <w:top w:val="none" w:sz="0" w:space="0" w:color="000000"/>
-                <w:left w:val="none" w:sz="0" w:space="0" w:color="000000"/>
-                <w:right w:val="none" w:sz="0" w:space="0" w:color="000000"/>
-              </w:pBdr>
-              <w:spacing w:after="100" w:before="100" w:line="240"/>
-              <w:ind w:left="100" w:right="100" w:firstLine="0" w:firstLineChars="0"/>
-              <w:rPr>
-                <w:rFonts w:ascii="Times New Roman" w:hAnsi="Times New Roman" w:eastAsia="Times New Roman" w:cs="Times New Roman"/>
-                <w:i w:val="false"/>
-                <w:b w:val="false"/>
-                <w:u w:val="none"/>
-                <w:strike w:val="false"/>
-                <w:sz w:val="18"/>
-                <w:szCs w:val="18"/>
-                <w:color w:val="000000"/>
-              </w:rPr>
-            </w:pPr>
-            <w:r>
-              <w:rPr>
-                <w:rFonts w:ascii="Times New Roman" w:hAnsi="Times New Roman" w:eastAsia="Times New Roman" w:cs="Times New Roman"/>
-                <w:i w:val="false"/>
-                <w:b w:val="false"/>
-                <w:u w:val="none"/>
-                <w:strike w:val="false"/>
-                <w:sz w:val="18"/>
-                <w:szCs w:val="18"/>
-                <w:color w:val="000000"/>
-              </w:rPr>
-              <w:t xml:space="preserve">8 (6.5%)</w:t>
-            </w:r>
-          </w:p>
-        </w:tc>
-        <w:tc>
-          <w:tcPr>
-            <w:tcBorders>
-              <w:bottom w:val="none" w:sz="0" w:space="0" w:color="000000"/>
-              <w:top w:val="none" w:sz="0" w:space="0" w:color="000000"/>
-              <w:left w:val="none" w:sz="0" w:space="0" w:color="000000"/>
-              <w:right w:val="none" w:sz="0" w:space="0" w:color="000000"/>
-            </w:tcBorders>
-            <w:shd w:val="clear" w:color="auto" w:fill="FFFFFF"/>
-            <w:tcMar>
-              <w:top w:w="0" w:type="dxa"/>
-              <w:bottom w:w="0" w:type="dxa"/>
-              <w:left w:w="0" w:type="dxa"/>
-              <w:right w:w="0" w:type="dxa"/>
-            </w:tcMar>
-            <w:vAlign w:val="top"/>
-          </w:tcPr>
-          <w:p>
-            <w:pPr>
-              <w:pStyle w:val="Normal"/>
-              <w:jc w:val="center"/>
-              <w:pBdr>
-                <w:bottom w:val="none" w:sz="0" w:space="0" w:color="000000"/>
-                <w:top w:val="none" w:sz="0" w:space="0" w:color="000000"/>
-                <w:left w:val="none" w:sz="0" w:space="0" w:color="000000"/>
-                <w:right w:val="none" w:sz="0" w:space="0" w:color="000000"/>
-              </w:pBdr>
-              <w:spacing w:after="100" w:before="100" w:line="240"/>
-              <w:ind w:left="100" w:right="100" w:firstLine="0" w:firstLineChars="0"/>
-              <w:rPr>
-                <w:rFonts w:ascii="Times New Roman" w:hAnsi="Times New Roman" w:eastAsia="Times New Roman" w:cs="Times New Roman"/>
-                <w:i w:val="false"/>
-                <w:b w:val="false"/>
-                <w:u w:val="none"/>
-                <w:strike w:val="false"/>
-                <w:sz w:val="18"/>
-                <w:szCs w:val="18"/>
-                <w:color w:val="000000"/>
-              </w:rPr>
-            </w:pPr>
-            <w:r>
-              <w:rPr>
-                <w:rFonts w:ascii="Times New Roman" w:hAnsi="Times New Roman" w:eastAsia="Times New Roman" w:cs="Times New Roman"/>
-                <w:i w:val="false"/>
-                <w:b w:val="false"/>
-                <w:u w:val="none"/>
-                <w:strike w:val="false"/>
-                <w:sz w:val="18"/>
-                <w:szCs w:val="18"/>
-                <w:color w:val="000000"/>
-              </w:rPr>
-              <w:t xml:space="preserve">4 (6.7%)</w:t>
-            </w:r>
-          </w:p>
-        </w:tc>
-        <w:tc>
-          <w:tcPr>
-            <w:tcBorders>
-              <w:bottom w:val="none" w:sz="0" w:space="0" w:color="000000"/>
-              <w:top w:val="none" w:sz="0" w:space="0" w:color="000000"/>
-              <w:left w:val="none" w:sz="0" w:space="0" w:color="000000"/>
-              <w:right w:val="none" w:sz="0" w:space="0" w:color="000000"/>
-            </w:tcBorders>
-            <w:shd w:val="clear" w:color="auto" w:fill="FFFFFF"/>
-            <w:tcMar>
-              <w:top w:w="0" w:type="dxa"/>
-              <w:bottom w:w="0" w:type="dxa"/>
-              <w:left w:w="0" w:type="dxa"/>
-              <w:right w:w="0" w:type="dxa"/>
-            </w:tcMar>
-            <w:vAlign w:val="top"/>
-          </w:tcPr>
-          <w:p>
-            <w:pPr>
-              <w:pStyle w:val="Normal"/>
-              <w:jc w:val="center"/>
-              <w:pBdr>
-                <w:bottom w:val="none" w:sz="0" w:space="0" w:color="000000"/>
-                <w:top w:val="none" w:sz="0" w:space="0" w:color="000000"/>
-                <w:left w:val="none" w:sz="0" w:space="0" w:color="000000"/>
-                <w:right w:val="none" w:sz="0" w:space="0" w:color="000000"/>
-              </w:pBdr>
-              <w:spacing w:after="100" w:before="100" w:line="240"/>
-              <w:ind w:left="100" w:right="100" w:firstLine="0" w:firstLineChars="0"/>
-              <w:rPr>
-                <w:rFonts w:ascii="Times New Roman" w:hAnsi="Times New Roman" w:eastAsia="Times New Roman" w:cs="Times New Roman"/>
-                <w:i w:val="false"/>
-                <w:b w:val="false"/>
-                <w:u w:val="none"/>
-                <w:strike w:val="false"/>
-                <w:sz w:val="18"/>
-                <w:szCs w:val="18"/>
-                <w:color w:val="000000"/>
-              </w:rPr>
-            </w:pPr>
-            <w:r>
-              <w:rPr>
-                <w:rFonts w:ascii="Times New Roman" w:hAnsi="Times New Roman" w:eastAsia="Times New Roman" w:cs="Times New Roman"/>
-                <w:i w:val="false"/>
-                <w:b w:val="false"/>
-                <w:u w:val="none"/>
-                <w:strike w:val="false"/>
-                <w:sz w:val="18"/>
-                <w:szCs w:val="18"/>
-                <w:color w:val="000000"/>
-              </w:rPr>
-              <w:t xml:space="preserve">4 (6.3%)</w:t>
-            </w:r>
-          </w:p>
-        </w:tc>
-        <w:tc>
-          <w:tcPr>
-            <w:tcBorders>
-              <w:bottom w:val="none" w:sz="0" w:space="0" w:color="000000"/>
-              <w:top w:val="none" w:sz="0" w:space="0" w:color="000000"/>
-              <w:left w:val="none" w:sz="0" w:space="0" w:color="000000"/>
-              <w:right w:val="none" w:sz="0" w:space="0" w:color="000000"/>
-            </w:tcBorders>
-            <w:shd w:val="clear" w:color="auto" w:fill="FFFFFF"/>
-            <w:tcMar>
-              <w:top w:w="0" w:type="dxa"/>
-              <w:bottom w:w="0" w:type="dxa"/>
-              <w:left w:w="0" w:type="dxa"/>
-              <w:right w:w="0" w:type="dxa"/>
-            </w:tcMar>
-            <w:vAlign w:val="top"/>
-          </w:tcPr>
-          <w:p>
-            <w:pPr>
-              <w:pStyle w:val="Normal"/>
-              <w:jc w:val="center"/>
-              <w:pBdr>
-                <w:bottom w:val="none" w:sz="0" w:space="0" w:color="000000"/>
-                <w:top w:val="none" w:sz="0" w:space="0" w:color="000000"/>
-                <w:left w:val="none" w:sz="0" w:space="0" w:color="000000"/>
-                <w:right w:val="none" w:sz="0" w:space="0" w:color="000000"/>
-              </w:pBdr>
-              <w:spacing w:after="100" w:before="100" w:line="240"/>
-              <w:ind w:left="100" w:right="100" w:firstLine="0" w:firstLineChars="0"/>
-              <w:rPr>
-                <w:rFonts w:ascii="Times New Roman" w:hAnsi="Times New Roman" w:eastAsia="Times New Roman" w:cs="Times New Roman"/>
-                <w:i w:val="false"/>
-                <w:b w:val="false"/>
-                <w:u w:val="none"/>
-                <w:strike w:val="false"/>
-                <w:sz w:val="18"/>
-                <w:szCs w:val="18"/>
-                <w:color w:val="000000"/>
-              </w:rPr>
-            </w:pPr>
-            <w:r>
-              <w:rPr>
-                <w:rFonts w:ascii="Times New Roman" w:hAnsi="Times New Roman" w:eastAsia="Times New Roman" w:cs="Times New Roman"/>
-                <w:i w:val="false"/>
-                <w:b w:val="false"/>
-                <w:u w:val="none"/>
-                <w:strike w:val="false"/>
-                <w:sz w:val="18"/>
-                <w:szCs w:val="18"/>
-                <w:color w:val="000000"/>
-              </w:rPr>
-              <w:t xml:space="preserve"/>
-            </w:r>
-          </w:p>
-        </w:tc>
-      </w:tr>
-      <w:tr>
-        <w:trPr>
           <w:trHeight w:val="570" w:hRule="auto"/>
         </w:trPr>
         <w:tc>
@@ -22338,7 +18978,7 @@
                 <w:szCs w:val="18"/>
                 <w:color w:val="000000"/>
               </w:rPr>
-              <w:t xml:space="preserve">33</w:t>
+              <w:t xml:space="preserve">19</w:t>
             </w:r>
           </w:p>
         </w:tc>
@@ -22393,7 +19033,7 @@
                 <w:szCs w:val="18"/>
                 <w:color w:val="000000"/>
               </w:rPr>
-              <w:t xml:space="preserve">19</w:t>
+              <w:t xml:space="preserve">12</w:t>
             </w:r>
           </w:p>
         </w:tc>
@@ -22448,7 +19088,7 @@
                 <w:szCs w:val="18"/>
                 <w:color w:val="000000"/>
               </w:rPr>
-              <w:t xml:space="preserve">14</w:t>
+              <w:t xml:space="preserve">7</w:t>
             </w:r>
           </w:p>
         </w:tc>

--- a/output/tables/READ/table1_MS4A1.docx
+++ b/output/tables/READ/table1_MS4A1.docx
@@ -364,7 +364,7 @@
                 <w:szCs w:val="18"/>
                 <w:color w:val="000000"/>
               </w:rPr>
-              <w:t xml:space="preserve">N = 157</w:t>
+              <w:t xml:space="preserve">N = 158</w:t>
             </w:r>
             <w:r>
               <w:rPr>
@@ -580,7 +580,7 @@
                 <w:szCs w:val="18"/>
                 <w:color w:val="000000"/>
               </w:rPr>
-              <w:t xml:space="preserve">N = 78</w:t>
+              <w:t xml:space="preserve">N = 79</w:t>
             </w:r>
             <w:r>
               <w:rPr>
@@ -888,7 +888,7 @@
                 <w:szCs w:val="18"/>
                 <w:color w:val="000000"/>
               </w:rPr>
-              <w:t xml:space="preserve">66.5 [57.0, 72.0]</w:t>
+              <w:t xml:space="preserve">66.0 [57.0, 72.0]</w:t>
             </w:r>
           </w:p>
         </w:tc>
@@ -943,7 +943,7 @@
                 <w:szCs w:val="18"/>
                 <w:color w:val="000000"/>
               </w:rPr>
-              <w:t xml:space="preserve">0.767</w:t>
+              <w:t xml:space="preserve">0.873</w:t>
             </w:r>
           </w:p>
         </w:tc>
@@ -1503,7 +1503,7 @@
                 <w:szCs w:val="18"/>
                 <w:color w:val="000000"/>
               </w:rPr>
-              <w:t xml:space="preserve">0.423</w:t>
+              <w:t xml:space="preserve">0.473</w:t>
             </w:r>
           </w:p>
         </w:tc>
@@ -1618,7 +1618,7 @@
                 <w:szCs w:val="18"/>
                 <w:color w:val="000000"/>
               </w:rPr>
-              <w:t xml:space="preserve">77 (49.4%)</w:t>
+              <w:t xml:space="preserve">78 (49.7%)</w:t>
             </w:r>
           </w:p>
         </w:tc>
@@ -1728,7 +1728,7 @@
                 <w:szCs w:val="18"/>
                 <w:color w:val="000000"/>
               </w:rPr>
-              <w:t xml:space="preserve">36 (46.2%)</w:t>
+              <w:t xml:space="preserve">37 (46.8%)</w:t>
             </w:r>
           </w:p>
         </w:tc>
@@ -1898,7 +1898,7 @@
                 <w:szCs w:val="18"/>
                 <w:color w:val="000000"/>
               </w:rPr>
-              <w:t xml:space="preserve">79 (50.6%)</w:t>
+              <w:t xml:space="preserve">79 (50.3%)</w:t>
             </w:r>
           </w:p>
         </w:tc>
@@ -2008,7 +2008,7 @@
                 <w:szCs w:val="18"/>
                 <w:color w:val="000000"/>
               </w:rPr>
-              <w:t xml:space="preserve">42 (53.8%)</w:t>
+              <w:t xml:space="preserve">42 (53.2%)</w:t>
             </w:r>
           </w:p>
         </w:tc>
@@ -2623,7 +2623,7 @@
                 <w:szCs w:val="18"/>
                 <w:color w:val="000000"/>
               </w:rPr>
-              <w:t xml:space="preserve">0.872</w:t>
+              <w:t xml:space="preserve">0.803</w:t>
             </w:r>
           </w:p>
         </w:tc>
@@ -2738,7 +2738,7 @@
                 <w:szCs w:val="18"/>
                 <w:color w:val="000000"/>
               </w:rPr>
-              <w:t xml:space="preserve">87 (55.8%)</w:t>
+              <w:t xml:space="preserve">87 (55.4%)</w:t>
             </w:r>
           </w:p>
         </w:tc>
@@ -2848,7 +2848,7 @@
                 <w:szCs w:val="18"/>
                 <w:color w:val="000000"/>
               </w:rPr>
-              <w:t xml:space="preserve">43 (55.1%)</w:t>
+              <w:t xml:space="preserve">43 (54.4%)</w:t>
             </w:r>
           </w:p>
         </w:tc>
@@ -3018,7 +3018,7 @@
                 <w:szCs w:val="18"/>
                 <w:color w:val="000000"/>
               </w:rPr>
-              <w:t xml:space="preserve">69 (44.2%)</w:t>
+              <w:t xml:space="preserve">70 (44.6%)</w:t>
             </w:r>
           </w:p>
         </w:tc>
@@ -3128,7 +3128,7 @@
                 <w:szCs w:val="18"/>
                 <w:color w:val="000000"/>
               </w:rPr>
-              <w:t xml:space="preserve">35 (44.9%)</w:t>
+              <w:t xml:space="preserve">36 (45.6%)</w:t>
             </w:r>
           </w:p>
         </w:tc>
@@ -3743,7 +3743,7 @@
                 <w:szCs w:val="18"/>
                 <w:color w:val="000000"/>
               </w:rPr>
-              <w:t xml:space="preserve">0.952</w:t>
+              <w:t xml:space="preserve">0.913</w:t>
             </w:r>
           </w:p>
         </w:tc>
@@ -3858,7 +3858,7 @@
                 <w:szCs w:val="18"/>
                 <w:color w:val="000000"/>
               </w:rPr>
-              <w:t xml:space="preserve">30 (20.0%)</w:t>
+              <w:t xml:space="preserve">30 (19.9%)</w:t>
             </w:r>
           </w:p>
         </w:tc>
@@ -3968,7 +3968,7 @@
                 <w:szCs w:val="18"/>
                 <w:color w:val="000000"/>
               </w:rPr>
-              <w:t xml:space="preserve">14 (18.7%)</w:t>
+              <w:t xml:space="preserve">14 (18.4%)</w:t>
             </w:r>
           </w:p>
         </w:tc>
@@ -4138,7 +4138,7 @@
                 <w:szCs w:val="18"/>
                 <w:color w:val="000000"/>
               </w:rPr>
-              <w:t xml:space="preserve">49 (32.7%)</w:t>
+              <w:t xml:space="preserve">49 (32.5%)</w:t>
             </w:r>
           </w:p>
         </w:tc>
@@ -4248,7 +4248,7 @@
                 <w:szCs w:val="18"/>
                 <w:color w:val="000000"/>
               </w:rPr>
-              <w:t xml:space="preserve">24 (32.0%)</w:t>
+              <w:t xml:space="preserve">24 (31.6%)</w:t>
             </w:r>
           </w:p>
         </w:tc>
@@ -4418,7 +4418,7 @@
                 <w:szCs w:val="18"/>
                 <w:color w:val="000000"/>
               </w:rPr>
-              <w:t xml:space="preserve">47 (31.3%)</w:t>
+              <w:t xml:space="preserve">47 (31.1%)</w:t>
             </w:r>
           </w:p>
         </w:tc>
@@ -4528,7 +4528,7 @@
                 <w:szCs w:val="18"/>
                 <w:color w:val="000000"/>
               </w:rPr>
-              <w:t xml:space="preserve">24 (32.0%)</w:t>
+              <w:t xml:space="preserve">24 (31.6%)</w:t>
             </w:r>
           </w:p>
         </w:tc>
@@ -4698,7 +4698,7 @@
                 <w:szCs w:val="18"/>
                 <w:color w:val="000000"/>
               </w:rPr>
-              <w:t xml:space="preserve">24 (16.0%)</w:t>
+              <w:t xml:space="preserve">25 (16.6%)</w:t>
             </w:r>
           </w:p>
         </w:tc>
@@ -4808,7 +4808,7 @@
                 <w:szCs w:val="18"/>
                 <w:color w:val="000000"/>
               </w:rPr>
-              <w:t xml:space="preserve">13 (17.3%)</w:t>
+              <w:t xml:space="preserve">14 (18.4%)</w:t>
             </w:r>
           </w:p>
         </w:tc>
@@ -5423,7 +5423,7 @@
                 <w:szCs w:val="18"/>
                 <w:color w:val="000000"/>
               </w:rPr>
-              <w:t xml:space="preserve">0.661</w:t>
+              <w:t xml:space="preserve">0.656</w:t>
             </w:r>
           </w:p>
         </w:tc>
@@ -5818,7 +5818,7 @@
                 <w:szCs w:val="18"/>
                 <w:color w:val="000000"/>
               </w:rPr>
-              <w:t xml:space="preserve">27 (17.4%)</w:t>
+              <w:t xml:space="preserve">27 (17.3%)</w:t>
             </w:r>
           </w:p>
         </w:tc>
@@ -5928,7 +5928,7 @@
                 <w:szCs w:val="18"/>
                 <w:color w:val="000000"/>
               </w:rPr>
-              <w:t xml:space="preserve">14 (17.9%)</w:t>
+              <w:t xml:space="preserve">14 (17.7%)</w:t>
             </w:r>
           </w:p>
         </w:tc>
@@ -6098,7 +6098,7 @@
                 <w:szCs w:val="18"/>
                 <w:color w:val="000000"/>
               </w:rPr>
-              <w:t xml:space="preserve">106 (68.4%)</w:t>
+              <w:t xml:space="preserve">107 (68.6%)</w:t>
             </w:r>
           </w:p>
         </w:tc>
@@ -6208,7 +6208,7 @@
                 <w:szCs w:val="18"/>
                 <w:color w:val="000000"/>
               </w:rPr>
-              <w:t xml:space="preserve">53 (67.9%)</w:t>
+              <w:t xml:space="preserve">54 (68.4%)</w:t>
             </w:r>
           </w:p>
         </w:tc>
@@ -6378,7 +6378,7 @@
                 <w:szCs w:val="18"/>
                 <w:color w:val="000000"/>
               </w:rPr>
-              <w:t xml:space="preserve">13 (8.4%)</w:t>
+              <w:t xml:space="preserve">13 (8.3%)</w:t>
             </w:r>
           </w:p>
         </w:tc>
@@ -6488,7 +6488,7 @@
                 <w:szCs w:val="18"/>
                 <w:color w:val="000000"/>
               </w:rPr>
-              <w:t xml:space="preserve">8 (10.3%)</w:t>
+              <w:t xml:space="preserve">8 (10.1%)</w:t>
             </w:r>
           </w:p>
         </w:tc>
@@ -7103,7 +7103,7 @@
                 <w:szCs w:val="18"/>
                 <w:color w:val="000000"/>
               </w:rPr>
-              <w:t xml:space="preserve">0.717</w:t>
+              <w:t xml:space="preserve">0.655</w:t>
             </w:r>
           </w:p>
         </w:tc>
@@ -7218,7 +7218,7 @@
                 <w:szCs w:val="18"/>
                 <w:color w:val="000000"/>
               </w:rPr>
-              <w:t xml:space="preserve">80 (52.3%)</w:t>
+              <w:t xml:space="preserve">80 (51.9%)</w:t>
             </w:r>
           </w:p>
         </w:tc>
@@ -7328,7 +7328,7 @@
                 <w:szCs w:val="18"/>
                 <w:color w:val="000000"/>
               </w:rPr>
-              <w:t xml:space="preserve">40 (51.9%)</w:t>
+              <w:t xml:space="preserve">40 (51.3%)</w:t>
             </w:r>
           </w:p>
         </w:tc>
@@ -7498,7 +7498,7 @@
                 <w:szCs w:val="18"/>
                 <w:color w:val="000000"/>
               </w:rPr>
-              <w:t xml:space="preserve">42 (27.5%)</w:t>
+              <w:t xml:space="preserve">43 (27.9%)</w:t>
             </w:r>
           </w:p>
         </w:tc>
@@ -7608,7 +7608,7 @@
                 <w:szCs w:val="18"/>
                 <w:color w:val="000000"/>
               </w:rPr>
-              <w:t xml:space="preserve">23 (29.9%)</w:t>
+              <w:t xml:space="preserve">24 (30.8%)</w:t>
             </w:r>
           </w:p>
         </w:tc>
@@ -7778,7 +7778,7 @@
                 <w:szCs w:val="18"/>
                 <w:color w:val="000000"/>
               </w:rPr>
-              <w:t xml:space="preserve">31 (20.3%)</w:t>
+              <w:t xml:space="preserve">31 (20.1%)</w:t>
             </w:r>
           </w:p>
         </w:tc>
@@ -7888,7 +7888,7 @@
                 <w:szCs w:val="18"/>
                 <w:color w:val="000000"/>
               </w:rPr>
-              <w:t xml:space="preserve">14 (18.2%)</w:t>
+              <w:t xml:space="preserve">14 (17.9%)</w:t>
             </w:r>
           </w:p>
         </w:tc>
@@ -8503,7 +8503,7 @@
                 <w:szCs w:val="18"/>
                 <w:color w:val="000000"/>
               </w:rPr>
-              <w:t xml:space="preserve">0.925</w:t>
+              <w:t xml:space="preserve">0.913</w:t>
             </w:r>
           </w:p>
         </w:tc>
@@ -8618,7 +8618,7 @@
                 <w:szCs w:val="18"/>
                 <w:color w:val="000000"/>
               </w:rPr>
-              <w:t xml:space="preserve">119 (85.0%)</w:t>
+              <w:t xml:space="preserve">119 (84.4%)</w:t>
             </w:r>
           </w:p>
         </w:tc>
@@ -8728,7 +8728,7 @@
                 <w:szCs w:val="18"/>
                 <w:color w:val="000000"/>
               </w:rPr>
-              <w:t xml:space="preserve">58 (85.3%)</w:t>
+              <w:t xml:space="preserve">58 (84.1%)</w:t>
             </w:r>
           </w:p>
         </w:tc>
@@ -8898,7 +8898,7 @@
                 <w:szCs w:val="18"/>
                 <w:color w:val="000000"/>
               </w:rPr>
-              <w:t xml:space="preserve">21 (15.0%)</w:t>
+              <w:t xml:space="preserve">22 (15.6%)</w:t>
             </w:r>
           </w:p>
         </w:tc>
@@ -9008,7 +9008,7 @@
                 <w:szCs w:val="18"/>
                 <w:color w:val="000000"/>
               </w:rPr>
-              <w:t xml:space="preserve">10 (14.7%)</w:t>
+              <w:t xml:space="preserve">11 (15.9%)</w:t>
             </w:r>
           </w:p>
         </w:tc>
@@ -9623,7 +9623,7 @@
                 <w:szCs w:val="18"/>
                 <w:color w:val="000000"/>
               </w:rPr>
-              <w:t xml:space="preserve">0.624</w:t>
+              <w:t xml:space="preserve">0.566</w:t>
             </w:r>
           </w:p>
         </w:tc>
@@ -9738,7 +9738,7 @@
                 <w:szCs w:val="18"/>
                 <w:color w:val="000000"/>
               </w:rPr>
-              <w:t xml:space="preserve">79 (52.7%)</w:t>
+              <w:t xml:space="preserve">79 (52.3%)</w:t>
             </w:r>
           </w:p>
         </w:tc>
@@ -9848,7 +9848,7 @@
                 <w:szCs w:val="18"/>
                 <w:color w:val="000000"/>
               </w:rPr>
-              <w:t xml:space="preserve">38 (50.7%)</w:t>
+              <w:t xml:space="preserve">38 (50.0%)</w:t>
             </w:r>
           </w:p>
         </w:tc>
@@ -10018,7 +10018,7 @@
                 <w:szCs w:val="18"/>
                 <w:color w:val="000000"/>
               </w:rPr>
-              <w:t xml:space="preserve">71 (47.3%)</w:t>
+              <w:t xml:space="preserve">72 (47.7%)</w:t>
             </w:r>
           </w:p>
         </w:tc>
@@ -10128,7 +10128,7 @@
                 <w:szCs w:val="18"/>
                 <w:color w:val="000000"/>
               </w:rPr>
-              <w:t xml:space="preserve">37 (49.3%)</w:t>
+              <w:t xml:space="preserve">38 (50.0%)</w:t>
             </w:r>
           </w:p>
         </w:tc>
@@ -11418,7 +11418,7 @@
                 <w:szCs w:val="18"/>
                 <w:color w:val="000000"/>
               </w:rPr>
-              <w:t xml:space="preserve">51</w:t>
+              <w:t xml:space="preserve">52</w:t>
             </w:r>
           </w:p>
         </w:tc>
@@ -11528,7 +11528,7 @@
                 <w:szCs w:val="18"/>
                 <w:color w:val="000000"/>
               </w:rPr>
-              <w:t xml:space="preserve">21</w:t>
+              <w:t xml:space="preserve">22</w:t>
             </w:r>
           </w:p>
         </w:tc>
@@ -12538,7 +12538,7 @@
                 <w:szCs w:val="18"/>
                 <w:color w:val="000000"/>
               </w:rPr>
-              <w:t xml:space="preserve">18</w:t>
+              <w:t xml:space="preserve">19</w:t>
             </w:r>
           </w:p>
         </w:tc>
@@ -12648,7 +12648,7 @@
                 <w:szCs w:val="18"/>
                 <w:color w:val="000000"/>
               </w:rPr>
-              <w:t xml:space="preserve">5</w:t>
+              <w:t xml:space="preserve">6</w:t>
             </w:r>
           </w:p>
         </w:tc>
@@ -13658,7 +13658,7 @@
                 <w:szCs w:val="18"/>
                 <w:color w:val="000000"/>
               </w:rPr>
-              <w:t xml:space="preserve">21</w:t>
+              <w:t xml:space="preserve">22</w:t>
             </w:r>
           </w:p>
         </w:tc>
@@ -13768,7 +13768,7 @@
                 <w:szCs w:val="18"/>
                 <w:color w:val="000000"/>
               </w:rPr>
-              <w:t xml:space="preserve">6</w:t>
+              <w:t xml:space="preserve">7</w:t>
             </w:r>
           </w:p>
         </w:tc>
@@ -15338,7 +15338,7 @@
                 <w:szCs w:val="18"/>
                 <w:color w:val="000000"/>
               </w:rPr>
-              <w:t xml:space="preserve">24</w:t>
+              <w:t xml:space="preserve">25</w:t>
             </w:r>
           </w:p>
         </w:tc>
@@ -15448,7 +15448,7 @@
                 <w:szCs w:val="18"/>
                 <w:color w:val="000000"/>
               </w:rPr>
-              <w:t xml:space="preserve">11</w:t>
+              <w:t xml:space="preserve">12</w:t>
             </w:r>
           </w:p>
         </w:tc>
@@ -15783,7 +15783,7 @@
                 <w:szCs w:val="18"/>
                 <w:color w:val="000000"/>
               </w:rPr>
-              <w:t xml:space="preserve">0.412</w:t>
+              <w:t xml:space="preserve">0.398</w:t>
             </w:r>
           </w:p>
         </w:tc>
@@ -15898,7 +15898,7 @@
                 <w:szCs w:val="18"/>
                 <w:color w:val="000000"/>
               </w:rPr>
-              <w:t xml:space="preserve">137 (91.3%)</w:t>
+              <w:t xml:space="preserve">138 (91.4%)</w:t>
             </w:r>
           </w:p>
         </w:tc>
@@ -16008,7 +16008,7 @@
                 <w:szCs w:val="18"/>
                 <w:color w:val="000000"/>
               </w:rPr>
-              <w:t xml:space="preserve">69 (93.2%)</w:t>
+              <w:t xml:space="preserve">70 (93.3%)</w:t>
             </w:r>
           </w:p>
         </w:tc>
@@ -16178,7 +16178,7 @@
                 <w:szCs w:val="18"/>
                 <w:color w:val="000000"/>
               </w:rPr>
-              <w:t xml:space="preserve">13 (8.7%)</w:t>
+              <w:t xml:space="preserve">13 (8.6%)</w:t>
             </w:r>
           </w:p>
         </w:tc>
@@ -16288,7 +16288,7 @@
                 <w:szCs w:val="18"/>
                 <w:color w:val="000000"/>
               </w:rPr>
-              <w:t xml:space="preserve">5 (6.8%)</w:t>
+              <w:t xml:space="preserve">5 (6.7%)</w:t>
             </w:r>
           </w:p>
         </w:tc>
@@ -16903,7 +16903,7 @@
                 <w:szCs w:val="18"/>
                 <w:color w:val="000000"/>
               </w:rPr>
-              <w:t xml:space="preserve">0.828</w:t>
+              <w:t xml:space="preserve">0.870</w:t>
             </w:r>
           </w:p>
         </w:tc>
@@ -17018,7 +17018,7 @@
                 <w:szCs w:val="18"/>
                 <w:color w:val="000000"/>
               </w:rPr>
-              <w:t xml:space="preserve">48 (31.2%)</w:t>
+              <w:t xml:space="preserve">48 (31.0%)</w:t>
             </w:r>
           </w:p>
         </w:tc>
@@ -17128,7 +17128,7 @@
                 <w:szCs w:val="18"/>
                 <w:color w:val="000000"/>
               </w:rPr>
-              <w:t xml:space="preserve">25 (32.5%)</w:t>
+              <w:t xml:space="preserve">25 (32.1%)</w:t>
             </w:r>
           </w:p>
         </w:tc>
@@ -17298,7 +17298,7 @@
                 <w:szCs w:val="18"/>
                 <w:color w:val="000000"/>
               </w:rPr>
-              <w:t xml:space="preserve">101 (65.6%)</w:t>
+              <w:t xml:space="preserve">102 (65.8%)</w:t>
             </w:r>
           </w:p>
         </w:tc>
@@ -17408,7 +17408,7 @@
                 <w:szCs w:val="18"/>
                 <w:color w:val="000000"/>
               </w:rPr>
-              <w:t xml:space="preserve">49 (63.6%)</w:t>
+              <w:t xml:space="preserve">50 (64.1%)</w:t>
             </w:r>
           </w:p>
         </w:tc>
@@ -17688,7 +17688,7 @@
                 <w:szCs w:val="18"/>
                 <w:color w:val="000000"/>
               </w:rPr>
-              <w:t xml:space="preserve">3 (3.9%)</w:t>
+              <w:t xml:space="preserve">3 (3.8%)</w:t>
             </w:r>
           </w:p>
         </w:tc>
@@ -18303,7 +18303,7 @@
                 <w:szCs w:val="18"/>
                 <w:color w:val="000000"/>
               </w:rPr>
-              <w:t xml:space="preserve">0.521</w:t>
+              <w:t xml:space="preserve">0.476</w:t>
             </w:r>
           </w:p>
         </w:tc>
@@ -18418,7 +18418,7 @@
                 <w:szCs w:val="18"/>
                 <w:color w:val="000000"/>
               </w:rPr>
-              <w:t xml:space="preserve">60 (43.5%)</w:t>
+              <w:t xml:space="preserve">60 (43.2%)</w:t>
             </w:r>
           </w:p>
         </w:tc>
@@ -18528,7 +18528,7 @@
                 <w:szCs w:val="18"/>
                 <w:color w:val="000000"/>
               </w:rPr>
-              <w:t xml:space="preserve">29 (40.8%)</w:t>
+              <w:t xml:space="preserve">29 (40.3%)</w:t>
             </w:r>
           </w:p>
         </w:tc>
@@ -18698,7 +18698,7 @@
                 <w:szCs w:val="18"/>
                 <w:color w:val="000000"/>
               </w:rPr>
-              <w:t xml:space="preserve">78 (56.5%)</w:t>
+              <w:t xml:space="preserve">79 (56.8%)</w:t>
             </w:r>
           </w:p>
         </w:tc>
@@ -18808,7 +18808,7 @@
                 <w:szCs w:val="18"/>
                 <w:color w:val="000000"/>
               </w:rPr>
-              <w:t xml:space="preserve">42 (59.2%)</w:t>
+              <w:t xml:space="preserve">43 (59.7%)</w:t>
             </w:r>
           </w:p>
         </w:tc>
